--- a/courts/fourth-circuit/south-carolina/state/court-of-appeals/amicus-brief/usage/OUTPUT-amicus-brief.docx
+++ b/courts/fourth-circuit/south-carolina/state/court-of-appeals/amicus-brief/usage/OUTPUT-amicus-brief.docx
@@ -5167,7 +5167,7 @@
         <w:t xml:space="preserve"> </w:t>
       </w:r>
       <w:r>
-        <w:t xml:space="preserve">https://www.scstatehouse.gov/​video/​archives.php</w:t>
+        <w:t xml:space="preserve">https://​www.​scstatehouse.​gov/​video/​archives.​php</w:t>
       </w:r>
       <w:r>
         <w:t xml:space="preserve">   </w:t>
@@ -7646,7 +7646,7 @@
         <w:t xml:space="preserve"> </w:t>
       </w:r>
       <w:r>
-        <w:t xml:space="preserve">https://www.scstatehouse.gov/​video/​archives.php</w:t>
+        <w:t xml:space="preserve">https://​www.​scstatehouse.​gov/​video/​archives.​php</w:t>
       </w:r>
       <w:r>
         <w:t xml:space="preserve">   </w:t>
@@ -8538,25 +8538,13 @@
         <w:pStyle w:val="BodyText"/>
       </w:pPr>
       <w:r>
-        <w:t xml:space="preserve">South Carolina’s Freedom of Information Act (FOIA) serves a “vital” role in our “democratic society” by ensuring “that public business be performed in an open and public manner[.]” S.C. Code Ann. § 30</w:t>
-      </w:r>
-      <w:r>
-        <w:noBreakHyphen/>
-      </w:r>
-      <w:r>
-        <w:t xml:space="preserve">4</w:t>
-      </w:r>
-      <w:r>
-        <w:noBreakHyphen/>
-      </w:r>
-      <w:r>
-        <w:t xml:space="preserve">15.</w:t>
-      </w:r>
-      <w:r>
-        <w:t xml:space="preserve"> </w:t>
-      </w:r>
-      <w:r>
-        <w:t xml:space="preserve">“Toward this end,” the General Assembly has directed courts to construe FOIA “to make it possible for citizens . . . to learn and report fully the activities of their public officials[.]”</w:t>
+        <w:t xml:space="preserve">South Carolina’s Freedom of Information Act (FOIA) serves a “vital” role in our “democratic society” by ensuring “that public business be performed in an open and public manner[.]” S.C. Code Ann. § 30-⁠4-⁠15.</w:t>
+      </w:r>
+      <w:r>
+        <w:t xml:space="preserve"> </w:t>
+      </w:r>
+      <w:r>
+        <w:t xml:space="preserve">“Toward this end,” the General Assembly has directed courts to construe FOIA “to make it possible for citizens ⁠. ⁠. ⁠. to learn and report fully the activities of their public officials[.]”</w:t>
       </w:r>
       <w:r>
         <w:t xml:space="preserve"> </w:t>
@@ -8840,19 +8828,7 @@
         <w:pStyle w:val="BodyText"/>
       </w:pPr>
       <w:r>
-        <w:t xml:space="preserve">FOIA requires that, “[u]pon the filing of the request for declaratory judgment or injunctive relief related to provisions of this chapter, the chief administrative judge of the circuit court must schedule an initial hearing within ten days of the service on all parties.” S.C. Code Ann. § 30</w:t>
-      </w:r>
-      <w:r>
-        <w:noBreakHyphen/>
-      </w:r>
-      <w:r>
-        <w:t xml:space="preserve">4</w:t>
-      </w:r>
-      <w:r>
-        <w:noBreakHyphen/>
-      </w:r>
-      <w:r>
-        <w:t xml:space="preserve">100(A).</w:t>
+        <w:t xml:space="preserve">FOIA requires that, “[u]pon the filing of the request for declaratory judgment or injunctive relief related to provisions of this chapter, the chief administrative judge of the circuit court must schedule an initial hearing within ten days of the service on all parties.” S.C. Code Ann. § 30-⁠4-⁠100(A).</w:t>
       </w:r>
       <w:r>
         <w:t xml:space="preserve"> </w:t>
@@ -8898,19 +8874,7 @@
         <w:pStyle w:val="XdQuoteOnly"/>
       </w:pPr>
       <w:r>
-        <w:t xml:space="preserve">After reading all the documents and motions, Defendant’s Motion to Dismiss is dispositive according to S.C. Code Ann. § 30</w:t>
-      </w:r>
-      <w:r>
-        <w:noBreakHyphen/>
-      </w:r>
-      <w:r>
-        <w:t xml:space="preserve">4</w:t>
-      </w:r>
-      <w:r>
-        <w:noBreakHyphen/>
-      </w:r>
-      <w:r>
-        <w:t xml:space="preserve">100(A).</w:t>
+        <w:t xml:space="preserve">After reading all the documents and motions, Defendant’s Motion to Dismiss is dispositive according to S.C. Code Ann. § 30-⁠4-⁠100(A).</w:t>
       </w:r>
       <w:r>
         <w:t xml:space="preserve"> </w:t>
@@ -9711,19 +9675,7 @@
         <w:t xml:space="preserve"> </w:t>
       </w:r>
       <w:r>
-        <w:t xml:space="preserve">requires a hearing within ten days but does not mandate dismissal when that requirement is not met. It reads, in relevant part, “Upon the filing of the request for declaratory judgment or injunctive relief related to provisions of this chapter, the chief administrative judge of the circuit court must schedule an initial hearing within ten days of the service on all parties.” S.C. Code Ann. § 30</w:t>
-      </w:r>
-      <w:r>
-        <w:noBreakHyphen/>
-      </w:r>
-      <w:r>
-        <w:t xml:space="preserve">4</w:t>
-      </w:r>
-      <w:r>
-        <w:noBreakHyphen/>
-      </w:r>
-      <w:r>
-        <w:t xml:space="preserve">100(A)</w:t>
+        <w:t xml:space="preserve">requires a hearing within ten days but does not mandate dismissal when that requirement is not met. It reads, in relevant part, “Upon the filing of the request for declaratory judgment or injunctive relief related to provisions of this chapter, the chief administrative judge of the circuit court must schedule an initial hearing within ten days of the service on all parties.” S.C. Code Ann. § 30-⁠4-⁠100(A)</w:t>
       </w:r>
       <w:r>
         <w:t xml:space="preserve"> </w:t>
@@ -10085,19 +10037,7 @@
         <w:pStyle w:val="BodyText"/>
       </w:pPr>
       <w:r>
-        <w:t xml:space="preserve">The “[f]indings and purpose” of FOIA dictate “that it is vital in a democratic society that public business be performed in an open and public manner so that citizens shall be advised of the performance of public officials and of the decisions that are reached in public activity and in the formulation of public policy.” S.C. Code Ann. § 30</w:t>
-      </w:r>
-      <w:r>
-        <w:noBreakHyphen/>
-      </w:r>
-      <w:r>
-        <w:t xml:space="preserve">4</w:t>
-      </w:r>
-      <w:r>
-        <w:noBreakHyphen/>
-      </w:r>
-      <w:r>
-        <w:t xml:space="preserve">15.</w:t>
+        <w:t xml:space="preserve">The “[f]indings and purpose” of FOIA dictate “that it is vital in a democratic society that public business be performed in an open and public manner so that citizens shall be advised of the performance of public officials and of the decisions that are reached in public activity and in the formulation of public policy.” S.C. Code Ann. § 30-⁠4-⁠15.</w:t>
       </w:r>
       <w:r>
         <w:t xml:space="preserve"> </w:t>
@@ -10649,7 +10589,21 @@
         <w:pStyle w:val="BodyText"/>
       </w:pPr>
       <w:r>
-        <w:t xml:space="preserve">S.C. Code Ann. § 30</w:t>
+        <w:t xml:space="preserve">S.C. Code Ann. § 30-⁠4-⁠100(A)</w:t>
+      </w:r>
+      <w:r>
+        <w:t xml:space="preserve"> </w:t>
+      </w:r>
+      <w:r>
+        <w:t xml:space="preserve">(emphasis added). The 2017 additions attempted to expedite FOIA suits in two ways: by requiring a hearing within ten days of filing and by setting a time limit for ultimate resolution of a case.</w:t>
+      </w:r>
+    </w:p>
+    <w:p>
+      <w:pPr>
+        <w:pStyle w:val="BodyText"/>
+      </w:pPr>
+      <w:r>
+        <w:t xml:space="preserve">Prior to its ultimate enactment, the 2017 legislation (introduced as House Bill 3352) underwent significant revisions, which are particularly relevant to the proper interpretation of Section 30</w:t>
       </w:r>
       <w:r>
         <w:noBreakHyphen/>
@@ -10661,13 +10615,31 @@
         <w:noBreakHyphen/>
       </w:r>
       <w:r>
-        <w:t xml:space="preserve">100(A)</w:t>
-      </w:r>
-      <w:r>
-        <w:t xml:space="preserve"> </w:t>
-      </w:r>
-      <w:r>
-        <w:t xml:space="preserve">(emphasis added). The 2017 additions attempted to expedite FOIA suits in two ways: by requiring a hearing within ten days of filing and by setting a time limit for ultimate resolution of a case.</w:t>
+        <w:t xml:space="preserve">100(A)’s</w:t>
+      </w:r>
+      <w:r>
+        <w:t xml:space="preserve"> </w:t>
+      </w:r>
+      <w:r>
+        <w:t xml:space="preserve">ten-day requirement. When it was introduced, H.B. 3352</w:t>
+      </w:r>
+      <w:r>
+        <w:t xml:space="preserve"> </w:t>
+      </w:r>
+      <w:r>
+        <w:t xml:space="preserve">was an identical version of legislation that had been introduced the year before. S. Judiciary Comm. Meeting,</w:t>
+      </w:r>
+      <w:r>
+        <w:t xml:space="preserve"> </w:t>
+      </w:r>
+      <w:r>
+        <w:t xml:space="preserve">122d Gen. Assemb., 1st Reg. Sess. (S.C. May 2, 2017), available at https://​www.​scstatehouse.​gov/​video/​archives.​php, at 01:53:00 [hereinafter Subcommittee Meeting]. The bill originally created an administrative enforcement procedure and did not impose a ten-day hearing requirement for cases brought in circuit court. H.B. 3352,</w:t>
+      </w:r>
+      <w:r>
+        <w:t xml:space="preserve"> </w:t>
+      </w:r>
+      <w:r>
+        <w:t xml:space="preserve">122d Gen. Assemb., 1st Reg. Sess. (S.C. 2017) (Dec. 25, 2016 version).</w:t>
       </w:r>
     </w:p>
     <w:p>
@@ -10675,43 +10647,71 @@
         <w:pStyle w:val="BodyText"/>
       </w:pPr>
       <w:r>
-        <w:t xml:space="preserve">Prior to its ultimate enactment, the 2017 legislation (introduced as House Bill 3352) underwent significant revisions, which are particularly relevant to the proper interpretation of Section 30</w:t>
-      </w:r>
-      <w:r>
-        <w:noBreakHyphen/>
-      </w:r>
-      <w:r>
-        <w:t xml:space="preserve">4</w:t>
-      </w:r>
-      <w:r>
-        <w:noBreakHyphen/>
-      </w:r>
-      <w:r>
-        <w:t xml:space="preserve">100(A)’s</w:t>
-      </w:r>
-      <w:r>
-        <w:t xml:space="preserve"> </w:t>
-      </w:r>
-      <w:r>
-        <w:t xml:space="preserve">ten-day requirement. When it was introduced, H.B. 3352</w:t>
-      </w:r>
-      <w:r>
-        <w:t xml:space="preserve"> </w:t>
-      </w:r>
-      <w:r>
-        <w:t xml:space="preserve">was an identical version of legislation that had been introduced the year before. S. Judiciary Comm. Meeting,</w:t>
-      </w:r>
-      <w:r>
-        <w:t xml:space="preserve"> </w:t>
-      </w:r>
-      <w:r>
-        <w:t xml:space="preserve">122d Gen. Assemb., 1st Reg. Sess. (S.C. May 2, 2017), available at https://www.scstatehouse.gov/​video/​archives.php, at 01:53:00 [hereinafter Subcommittee Meeting]. The bill originally created an administrative enforcement procedure and did not impose a ten-day hearing requirement for cases brought in circuit court. H.B. 3352,</w:t>
-      </w:r>
-      <w:r>
-        <w:t xml:space="preserve"> </w:t>
-      </w:r>
-      <w:r>
-        <w:t xml:space="preserve">122d Gen. Assemb., 1st Reg. Sess. (S.C. 2017) (Dec. 25, 2016 version).</w:t>
+        <w:t xml:space="preserve">When the bill arrived in the Senate Judiciary Committee, Senator Margie Bright Matthews expressed concerns about the draft, including its failure to expedite the judicial enforcement process. Subcommittee Meeting at 01:54:50. Specifically, Senator Bright Matthews explained that she had been on the Conference Committee examining the same bill in 2016.</w:t>
+      </w:r>
+      <w:r>
+        <w:t xml:space="preserve"> </w:t>
+      </w:r>
+      <w:r>
+        <w:rPr>
+          <w:i/>
+          <w:iCs/>
+        </w:rPr>
+        <w:t xml:space="preserve">Id.</w:t>
+      </w:r>
+      <w:r>
+        <w:t xml:space="preserve"> </w:t>
+      </w:r>
+      <w:r>
+        <w:t xml:space="preserve">The 2016 Conference Committee planned to amend the proposed bill to remove the administrative law process and to add the ten-day hearing requirement, but the legislative session had ended.</w:t>
+      </w:r>
+      <w:r>
+        <w:t xml:space="preserve"> </w:t>
+      </w:r>
+      <w:r>
+        <w:rPr>
+          <w:i/>
+          <w:iCs/>
+        </w:rPr>
+        <w:t xml:space="preserve">Id.</w:t>
+      </w:r>
+      <w:r>
+        <w:t xml:space="preserve"> </w:t>
+      </w:r>
+      <w:r>
+        <w:t xml:space="preserve">Regarding the ten-day requirement, Senator Bright Matthews said, “there was a concern about some constituents saying that their motions were not heard timely. Then, [the Conference Committee was] going to consider ⁠. ⁠. ⁠. creat[ing] an avenue of filing FOIA requests like a temporary motion so that it would have fast-tracked within ten days.”</w:t>
+      </w:r>
+      <w:r>
+        <w:t xml:space="preserve"> </w:t>
+      </w:r>
+      <w:r>
+        <w:rPr>
+          <w:i/>
+          <w:iCs/>
+        </w:rPr>
+        <w:t xml:space="preserve">Id.</w:t>
+      </w:r>
+      <w:r>
+        <w:t xml:space="preserve"> </w:t>
+      </w:r>
+      <w:r>
+        <w:t xml:space="preserve">Ultimately, the Senate Judiciary Committee determined it would submit a favorable report on the bill and that Senator Bright Matthews would propose an amendment before the entire Senate.</w:t>
+      </w:r>
+      <w:r>
+        <w:t xml:space="preserve"> </w:t>
+      </w:r>
+      <w:r>
+        <w:rPr>
+          <w:i/>
+          <w:iCs/>
+        </w:rPr>
+        <w:t xml:space="preserve">Id.</w:t>
+      </w:r>
+      <w:r>
+        <w:t xml:space="preserve"> </w:t>
+      </w:r>
+      <w:r>
+        <w:t xml:space="preserve">at 02:06:40.</w:t>
       </w:r>
     </w:p>
     <w:p>
@@ -10719,7 +10719,13 @@
         <w:pStyle w:val="BodyText"/>
       </w:pPr>
       <w:r>
-        <w:t xml:space="preserve">When the bill arrived in the Senate Judiciary Committee, Senator Margie Bright Matthews expressed concerns about the draft, including its failure to expedite the judicial enforcement process. Subcommittee Meeting at 01:54:50. Specifically, Senator Bright Matthews explained that she had been on the Conference Committee examining the same bill in 2016.</w:t>
+        <w:t xml:space="preserve">When the full Senate took up H. 3352, Senators Bright Matthews and Malloy offered the amendments discussed in Committee, including the ten-day hearing requirement. S. Journal</w:t>
+      </w:r>
+      <w:r>
+        <w:t xml:space="preserve"> </w:t>
+      </w:r>
+      <w:r>
+        <w:t xml:space="preserve">(Wed., May 10, 2017), 122d Gen. Assemb., 1st Reg. Sess., at 36–39 (S.C.). Senator Bright Matthews explained the amendments, and they were adopted without any opposition.</w:t>
       </w:r>
       <w:r>
         <w:t xml:space="preserve"> </w:t>
@@ -10735,109 +10741,19 @@
         <w:t xml:space="preserve"> </w:t>
       </w:r>
       <w:r>
-        <w:t xml:space="preserve">The 2016 Conference Committee planned to amend the proposed bill to remove the administrative law process and to add the ten-day hearing requirement, but the legislative session had ended.</w:t>
-      </w:r>
-      <w:r>
-        <w:t xml:space="preserve"> </w:t>
-      </w:r>
-      <w:r>
-        <w:rPr>
-          <w:i/>
-          <w:iCs/>
-        </w:rPr>
-        <w:t xml:space="preserve">Id.</w:t>
-      </w:r>
-      <w:r>
-        <w:t xml:space="preserve"> </w:t>
-      </w:r>
-      <w:r>
-        <w:t xml:space="preserve">Regarding the ten-day requirement, Senator Bright Matthews said, “there was a concern about some constituents saying that their motions were not heard timely. Then, [the Conference Committee was] going to consider . . . creat[ing] an avenue of filing FOIA requests like a temporary motion so that it would have fast-tracked within ten days.”</w:t>
-      </w:r>
-      <w:r>
-        <w:t xml:space="preserve"> </w:t>
-      </w:r>
-      <w:r>
-        <w:rPr>
-          <w:i/>
-          <w:iCs/>
-        </w:rPr>
-        <w:t xml:space="preserve">Id.</w:t>
-      </w:r>
-      <w:r>
-        <w:t xml:space="preserve"> </w:t>
-      </w:r>
-      <w:r>
-        <w:t xml:space="preserve">Ultimately, the Senate Judiciary Committee determined it would submit a favorable report on the bill and that Senator Bright Matthews would propose an amendment before the entire Senate.</w:t>
-      </w:r>
-      <w:r>
-        <w:t xml:space="preserve"> </w:t>
-      </w:r>
-      <w:r>
-        <w:rPr>
-          <w:i/>
-          <w:iCs/>
-        </w:rPr>
-        <w:t xml:space="preserve">Id.</w:t>
-      </w:r>
-      <w:r>
-        <w:t xml:space="preserve"> </w:t>
-      </w:r>
-      <w:r>
-        <w:t xml:space="preserve">at 02:06:40.</w:t>
-      </w:r>
-    </w:p>
-    <w:p>
-      <w:pPr>
-        <w:pStyle w:val="BodyText"/>
-      </w:pPr>
-      <w:r>
-        <w:t xml:space="preserve">When the full Senate took up H. 3352, Senators Bright Matthews and Malloy offered the amendments discussed in Committee, including the ten-day hearing requirement. S. Journal</w:t>
-      </w:r>
-      <w:r>
-        <w:t xml:space="preserve"> </w:t>
-      </w:r>
-      <w:r>
-        <w:t xml:space="preserve">(Wed., May 10, 2017), 122d Gen. Assemb., 1st Reg. Sess., at 36–39 (S.C.). Senator Bright Matthews explained the amendments, and they were adopted without any opposition.</w:t>
-      </w:r>
-      <w:r>
-        <w:t xml:space="preserve"> </w:t>
-      </w:r>
-      <w:r>
-        <w:rPr>
-          <w:i/>
-          <w:iCs/>
-        </w:rPr>
-        <w:t xml:space="preserve">Id.</w:t>
-      </w:r>
-      <w:r>
-        <w:t xml:space="preserve"> </w:t>
-      </w:r>
-      <w:r>
         <w:t xml:space="preserve">When H. 3352 returned to the house, Representative Newton, one of the bill’s sponsors, praised the resulting bill, saying, “This is progress. This is fulfilling the commitment of transparency as part of the Speaker’s Task Force [of 2014], and we urge your concurrence.” H.R. Meeting,</w:t>
       </w:r>
       <w:r>
         <w:t xml:space="preserve"> </w:t>
       </w:r>
       <w:r>
-        <w:t xml:space="preserve">122d Gen. Assemb., 1st Reg. Sess. (S.C. May 11, 2017), available at https://www.scstatehouse.gov/​video/​archives.php, at 01:05:18. The House unanimously concurred in the Senate’s amendments. H. Journal</w:t>
-      </w:r>
-      <w:r>
-        <w:t xml:space="preserve"> </w:t>
-      </w:r>
-      <w:r>
-        <w:t xml:space="preserve">(Thurs., May 11, 2017), 122d Gen. Assemb., 1st Reg. Sess., at 44–45 (S.C.). Ultimately, the General Assembly enacted FOIA’s expedited hearing requirement as part of Act 67, which took effect on May 19, 2017. S.C. Code Ann. § 30</w:t>
-      </w:r>
-      <w:r>
-        <w:noBreakHyphen/>
-      </w:r>
-      <w:r>
-        <w:t xml:space="preserve">4</w:t>
-      </w:r>
-      <w:r>
-        <w:noBreakHyphen/>
-      </w:r>
-      <w:r>
-        <w:t xml:space="preserve">100</w:t>
+        <w:t xml:space="preserve">122d Gen. Assemb., 1st Reg. Sess. (S.C. May 11, 2017), available at https://​www.​scstatehouse.​gov/​video/​archives.​php, at 01:05:18. The House unanimously concurred in the Senate’s amendments. H. Journal</w:t>
+      </w:r>
+      <w:r>
+        <w:t xml:space="preserve"> </w:t>
+      </w:r>
+      <w:r>
+        <w:t xml:space="preserve">(Thurs., May 11, 2017), 122d Gen. Assemb., 1st Reg. Sess., at 44–45 (S.C.). Ultimately, the General Assembly enacted FOIA’s expedited hearing requirement as part of Act 67, which took effect on May 19, 2017. S.C. Code Ann. § 30-⁠4-⁠100</w:t>
       </w:r>
       <w:r>
         <w:t xml:space="preserve"> </w:t>
@@ -11500,7 +11416,7 @@
         <w:t xml:space="preserve">Perry v. Sindermann</w:t>
       </w:r>
       <w:r>
-        <w:t xml:space="preserve">, 408 U.S. 593, 601 (1972). “The hallmark of property . . . is an individual entitlement grounded in state law, which cannot be removed except ‘for cause.’”</w:t>
+        <w:t xml:space="preserve">, 408 U.S. 593, 601 (1972). “The hallmark of property ⁠. ⁠. ⁠. is an individual entitlement grounded in state law, which cannot be removed except ‘for cause.’”</w:t>
       </w:r>
       <w:r>
         <w:t xml:space="preserve"> </w:t>
@@ -11660,7 +11576,7 @@
         <w:t xml:space="preserve">Logan</w:t>
       </w:r>
       <w:r>
-        <w:t xml:space="preserve">, 455 U.S. at 601, because it establishes “rules . . . that secure certain benefits and that support claims of entitlement to those benefits,”</w:t>
+        <w:t xml:space="preserve">, 455 U.S. at 601, because it establishes “rules ⁠. ⁠. ⁠. that secure certain benefits and that support claims of entitlement to those benefits,”</w:t>
       </w:r>
       <w:r>
         <w:t xml:space="preserve"> </w:t>
@@ -11673,19 +11589,7 @@
         <w:t xml:space="preserve">Roth</w:t>
       </w:r>
       <w:r>
-        <w:t xml:space="preserve">, 408 U.S. at 577. To start, FOIA explicitly creates “a right to inspect, copy, or receive . . . any public record of a public body,” subject to certain exceptions. S.C. Code Ann. § 30</w:t>
-      </w:r>
-      <w:r>
-        <w:noBreakHyphen/>
-      </w:r>
-      <w:r>
-        <w:t xml:space="preserve">4</w:t>
-      </w:r>
-      <w:r>
-        <w:noBreakHyphen/>
-      </w:r>
-      <w:r>
-        <w:t xml:space="preserve">30</w:t>
+        <w:t xml:space="preserve">, 408 U.S. at 577. To start, FOIA explicitly creates “a right to inspect, copy, or receive ⁠. ⁠. ⁠. any public record of a public body,” subject to certain exceptions. S.C. Code Ann. § 30-⁠4-⁠30</w:t>
       </w:r>
       <w:r>
         <w:t xml:space="preserve"> </w:t>
@@ -11732,19 +11636,7 @@
         <w:tab/>
       </w:r>
       <w:r>
-        <w:t xml:space="preserve">S.C. Code Ann. § 30</w:t>
-      </w:r>
-      <w:r>
-        <w:noBreakHyphen/>
-      </w:r>
-      <w:r>
-        <w:t xml:space="preserve">4</w:t>
-      </w:r>
-      <w:r>
-        <w:noBreakHyphen/>
-      </w:r>
-      <w:r>
-        <w:t xml:space="preserve">15</w:t>
+        <w:t xml:space="preserve">S.C. Code Ann. § 30-⁠4-⁠15</w:t>
       </w:r>
       <w:r>
         <w:t xml:space="preserve"> </w:t>
@@ -11764,19 +11656,7 @@
         <w:tab/>
       </w:r>
       <w:r>
-        <w:t xml:space="preserve">S.C. Code Ann. § 30</w:t>
-      </w:r>
-      <w:r>
-        <w:noBreakHyphen/>
-      </w:r>
-      <w:r>
-        <w:t xml:space="preserve">4</w:t>
-      </w:r>
-      <w:r>
-        <w:noBreakHyphen/>
-      </w:r>
-      <w:r>
-        <w:t xml:space="preserve">30(C)</w:t>
+        <w:t xml:space="preserve">S.C. Code Ann. § 30-⁠4-⁠30(C)</w:t>
       </w:r>
       <w:r>
         <w:t xml:space="preserve"> </w:t>
@@ -11796,37 +11676,13 @@
         <w:tab/>
       </w:r>
       <w:r>
-        <w:t xml:space="preserve">S.C. Code Ann. § 30</w:t>
-      </w:r>
-      <w:r>
-        <w:noBreakHyphen/>
-      </w:r>
-      <w:r>
-        <w:t xml:space="preserve">4</w:t>
-      </w:r>
-      <w:r>
-        <w:noBreakHyphen/>
-      </w:r>
-      <w:r>
-        <w:t xml:space="preserve">60</w:t>
-      </w:r>
-      <w:r>
-        <w:t xml:space="preserve"> </w:t>
-      </w:r>
-      <w:r>
-        <w:t xml:space="preserve">(“Every meeting of all public bodies shall be open to the public unless closed pursuant to § 30</w:t>
-      </w:r>
-      <w:r>
-        <w:noBreakHyphen/>
-      </w:r>
-      <w:r>
-        <w:t xml:space="preserve">4</w:t>
-      </w:r>
-      <w:r>
-        <w:noBreakHyphen/>
-      </w:r>
-      <w:r>
-        <w:t xml:space="preserve">70</w:t>
+        <w:t xml:space="preserve">S.C. Code Ann. § 30-⁠4-⁠60</w:t>
+      </w:r>
+      <w:r>
+        <w:t xml:space="preserve"> </w:t>
+      </w:r>
+      <w:r>
+        <w:t xml:space="preserve">(“Every meeting of all public bodies shall be open to the public unless closed pursuant to § 30-⁠4-⁠70</w:t>
       </w:r>
       <w:r>
         <w:t xml:space="preserve"> </w:t>
@@ -11846,19 +11702,7 @@
         <w:tab/>
       </w:r>
       <w:r>
-        <w:t xml:space="preserve">S.C. Code Ann. § 30</w:t>
-      </w:r>
-      <w:r>
-        <w:noBreakHyphen/>
-      </w:r>
-      <w:r>
-        <w:t xml:space="preserve">4</w:t>
-      </w:r>
-      <w:r>
-        <w:noBreakHyphen/>
-      </w:r>
-      <w:r>
-        <w:t xml:space="preserve">70(b)</w:t>
+        <w:t xml:space="preserve">S.C. Code Ann. § 30-⁠4-⁠70(b)</w:t>
       </w:r>
       <w:r>
         <w:t xml:space="preserve"> </w:t>
@@ -11878,19 +11722,7 @@
         <w:tab/>
       </w:r>
       <w:r>
-        <w:t xml:space="preserve">S.C. Code Ann. § 30</w:t>
-      </w:r>
-      <w:r>
-        <w:noBreakHyphen/>
-      </w:r>
-      <w:r>
-        <w:t xml:space="preserve">4</w:t>
-      </w:r>
-      <w:r>
-        <w:noBreakHyphen/>
-      </w:r>
-      <w:r>
-        <w:t xml:space="preserve">80(A)</w:t>
+        <w:t xml:space="preserve">S.C. Code Ann. § 30-⁠4-⁠80(A)</w:t>
       </w:r>
       <w:r>
         <w:t xml:space="preserve"> </w:t>
@@ -11910,19 +11742,7 @@
         <w:tab/>
       </w:r>
       <w:r>
-        <w:t xml:space="preserve">S.C. Code Ann. § 30</w:t>
-      </w:r>
-      <w:r>
-        <w:noBreakHyphen/>
-      </w:r>
-      <w:r>
-        <w:t xml:space="preserve">4</w:t>
-      </w:r>
-      <w:r>
-        <w:noBreakHyphen/>
-      </w:r>
-      <w:r>
-        <w:t xml:space="preserve">90(a)</w:t>
+        <w:t xml:space="preserve">S.C. Code Ann. § 30-⁠4-⁠90(a)</w:t>
       </w:r>
       <w:r>
         <w:t xml:space="preserve"> </w:t>
@@ -11942,37 +11762,13 @@
         <w:tab/>
       </w:r>
       <w:r>
-        <w:t xml:space="preserve">S.C. Code Ann. § 30</w:t>
-      </w:r>
-      <w:r>
-        <w:noBreakHyphen/>
-      </w:r>
-      <w:r>
-        <w:t xml:space="preserve">4</w:t>
-      </w:r>
-      <w:r>
-        <w:noBreakHyphen/>
-      </w:r>
-      <w:r>
-        <w:t xml:space="preserve">90(b)</w:t>
-      </w:r>
-      <w:r>
-        <w:t xml:space="preserve"> </w:t>
-      </w:r>
-      <w:r>
-        <w:t xml:space="preserve">(“The minutes shall be public records and shall be available within a reasonable time after the meeting except where such disclosures would be inconsistent with § 30</w:t>
-      </w:r>
-      <w:r>
-        <w:noBreakHyphen/>
-      </w:r>
-      <w:r>
-        <w:t xml:space="preserve">4</w:t>
-      </w:r>
-      <w:r>
-        <w:noBreakHyphen/>
-      </w:r>
-      <w:r>
-        <w:t xml:space="preserve">70</w:t>
+        <w:t xml:space="preserve">S.C. Code Ann. § 30-⁠4-⁠90(b)</w:t>
+      </w:r>
+      <w:r>
+        <w:t xml:space="preserve"> </w:t>
+      </w:r>
+      <w:r>
+        <w:t xml:space="preserve">(“The minutes shall be public records and shall be available within a reasonable time after the meeting except where such disclosures would be inconsistent with § 30-⁠4-⁠70</w:t>
       </w:r>
       <w:r>
         <w:t xml:space="preserve"> </w:t>
@@ -12517,7 +12313,7 @@
         <w:t xml:space="preserve">Mathews</w:t>
       </w:r>
       <w:r>
-        <w:t xml:space="preserve">, 424 U.S. at 334–35), but “[t]he United States Supreme Court has held . . . that at a minimum certain elements must be present. These include (1) adequate notice; (2) adequate opportunity for a hearing; (3) the right to introduce evidence; and (4) the right to confront and cross-examine witnesses.”</w:t>
+        <w:t xml:space="preserve">, 424 U.S. at 334–35), but “[t]he United States Supreme Court has held ⁠. ⁠. ⁠. that at a minimum certain elements must be present. These include (1) adequate notice; (2) adequate opportunity for a hearing; (3) the right to introduce evidence; and (4) the right to confront and cross-examine witnesses.”</w:t>
       </w:r>
       <w:r>
         <w:t xml:space="preserve"> </w:t>
@@ -12683,7 +12479,7 @@
         <w:t xml:space="preserve"> </w:t>
       </w:r>
       <w:r>
-        <w:t xml:space="preserve">at 434. The Court reasoned, “[h]ere, . . . it is the state system itself that destroys a complainant’s property interest, by operation of law, whenever the Commission fails to convene a timely conference—whether the Commission’s action is taken through negligence, maliciousness, or otherwise.”</w:t>
+        <w:t xml:space="preserve">at 434. The Court reasoned, “[h]ere, ⁠. ⁠. ⁠. it is the state system itself that destroys a complainant’s property interest, by operation of law, whenever the Commission fails to convene a timely conference—whether the Commission’s action is taken through negligence, maliciousness, or otherwise.”</w:t>
       </w:r>
       <w:r>
         <w:t xml:space="preserve"> </w:t>
@@ -12779,7 +12575,7 @@
         <w:t xml:space="preserve">Logan</w:t>
       </w:r>
       <w:r>
-        <w:t xml:space="preserve">, “the state system itself . . . destroy[ed] a complainant’s property interest, by operation of law[.]” 455 U.S. at 436. Under Supreme Court precedent, that is simply not permissible. In short, once South Carolina established FOIA, which created protected property rights, both the state and federal constitutions demanded adequate protections.</w:t>
+        <w:t xml:space="preserve">, “the state system itself ⁠. ⁠. ⁠. destroy[ed] a complainant’s property interest, by operation of law[.]” 455 U.S. at 436. Under Supreme Court precedent, that is simply not permissible. In short, once South Carolina established FOIA, which created protected property rights, both the state and federal constitutions demanded adequate protections.</w:t>
       </w:r>
       <w:r>
         <w:t xml:space="preserve"> </w:t>
@@ -13449,7 +13245,7 @@
         <w:t xml:space="preserve"> </w:t>
       </w:r>
       <w:r>
-        <w:t xml:space="preserve">at 137. “Many framers of the original state constitutions in colonial America . . . recogniz[ed the Remedy Clause] as a constraint on both judicial and legislative power.” Thomas R. Phillips,</w:t>
+        <w:t xml:space="preserve">at 137. “Many framers of the original state constitutions in colonial America ⁠. ⁠. ⁠. recogniz[ed the Remedy Clause] as a constraint on both judicial and legislative power.” Thomas R. Phillips,</w:t>
       </w:r>
       <w:r>
         <w:t xml:space="preserve"> </w:t>
@@ -13523,7 +13319,7 @@
         <w:t xml:space="preserve"> </w:t>
       </w:r>
       <w:r>
-        <w:t xml:space="preserve">which came about when the federal government, “[a]ggravated by South Carolina’s insistence on electing former Confederate heroes to the Congress and its passage of the Black Codes to regulate former slaves, . . . directed establishment of a new state government[.]” Graham</w:t>
+        <w:t xml:space="preserve">which came about when the federal government, “[a]ggravated by South Carolina’s insistence on electing former Confederate heroes to the Congress and its passage of the Black Codes to regulate former slaves, ⁠. ⁠. ⁠. directed establishment of a new state government[.]” Graham</w:t>
       </w:r>
       <w:r>
         <w:t xml:space="preserve"> </w:t>
@@ -13565,7 +13361,7 @@
         <w:t xml:space="preserve"> </w:t>
       </w:r>
       <w:r>
-        <w:t xml:space="preserve">Even as other rights contracted in South Carolina’s 1895 post-Reconstruction Constitution, the Remedy Clause was simplified and expanded: the revision broadened the qualifying injury from an individual’s “lands, goods, person or reputation” to any “wrong[] sustained.” At that time, South Carolina’s Remedy Clause became a “general entitlement to a remedy for . . . ‘wrongs sustained’ without limitation,” unlike some other states, which limit the right to a remedy to certain types of injuries. Schuman</w:t>
+        <w:t xml:space="preserve">Even as other rights contracted in South Carolina’s 1895 post-Reconstruction Constitution, the Remedy Clause was simplified and expanded: the revision broadened the qualifying injury from an individual’s “lands, goods, person or reputation” to any “wrong[] sustained.” At that time, South Carolina’s Remedy Clause became a “general entitlement to a remedy for ⁠. ⁠. ⁠. ‘wrongs sustained’ without limitation,” unlike some other states, which limit the right to a remedy to certain types of injuries. Schuman</w:t>
       </w:r>
       <w:r>
         <w:t xml:space="preserve"> </w:t>
@@ -14780,7 +14576,13 @@
         <w:pStyle w:val="BodyTextNote"/>
       </w:pPr>
       <w:r>
-        <w:t xml:space="preserve">Analogous provisions appear in South Carolina Code provisions regarding child welfare (S.C. Code Ann. §§ 63</w:t>
+        <w:t xml:space="preserve">Analogous provisions appear in South Carolina Code provisions regarding child welfare (S.C. Code Ann. §§ 63-⁠7-⁠40(E)⁠(2),</w:t>
+      </w:r>
+      <w:r>
+        <w:t xml:space="preserve"> </w:t>
+      </w:r>
+      <w:r>
+        <w:t xml:space="preserve">63</w:t>
       </w:r>
       <w:r>
         <w:noBreakHyphen/>
@@ -14792,7 +14594,7 @@
         <w:noBreakHyphen/>
       </w:r>
       <w:r>
-        <w:t xml:space="preserve">40(E)⁠(2),</w:t>
+        <w:t xml:space="preserve">690,</w:t>
       </w:r>
       <w:r>
         <w:t xml:space="preserve"> </w:t>
@@ -14810,7 +14612,7 @@
         <w:noBreakHyphen/>
       </w:r>
       <w:r>
-        <w:t xml:space="preserve">690,</w:t>
+        <w:t xml:space="preserve">700(C),</w:t>
       </w:r>
       <w:r>
         <w:t xml:space="preserve"> </w:t>
@@ -14828,7 +14630,7 @@
         <w:noBreakHyphen/>
       </w:r>
       <w:r>
-        <w:t xml:space="preserve">700(C),</w:t>
+        <w:t xml:space="preserve">710(A),</w:t>
       </w:r>
       <w:r>
         <w:t xml:space="preserve"> </w:t>
@@ -14840,13 +14642,31 @@
         <w:noBreakHyphen/>
       </w:r>
       <w:r>
+        <w:t xml:space="preserve">6</w:t>
+      </w:r>
+      <w:r>
+        <w:noBreakHyphen/>
+      </w:r>
+      <w:r>
+        <w:t xml:space="preserve">1650(C),</w:t>
+      </w:r>
+      <w:r>
+        <w:t xml:space="preserve"> </w:t>
+      </w:r>
+      <w:r>
+        <w:t xml:space="preserve">63</w:t>
+      </w:r>
+      <w:r>
+        <w:noBreakHyphen/>
+      </w:r>
+      <w:r>
         <w:t xml:space="preserve">7</w:t>
       </w:r>
       <w:r>
         <w:noBreakHyphen/>
       </w:r>
       <w:r>
-        <w:t xml:space="preserve">710(A),</w:t>
+        <w:t xml:space="preserve">1660(D),</w:t>
       </w:r>
       <w:r>
         <w:t xml:space="preserve"> </w:t>
@@ -14858,85 +14678,103 @@
         <w:noBreakHyphen/>
       </w:r>
       <w:r>
-        <w:t xml:space="preserve">6</w:t>
+        <w:t xml:space="preserve">7</w:t>
       </w:r>
       <w:r>
         <w:noBreakHyphen/>
       </w:r>
       <w:r>
-        <w:t xml:space="preserve">1650(C),</w:t>
-      </w:r>
-      <w:r>
-        <w:t xml:space="preserve"> </w:t>
-      </w:r>
-      <w:r>
-        <w:t xml:space="preserve">63</w:t>
+        <w:t xml:space="preserve">1930(A));</w:t>
+      </w:r>
+      <w:r>
+        <w:t xml:space="preserve"> </w:t>
+      </w:r>
+      <w:r>
+        <w:t xml:space="preserve">student expulsion (S.C. Code Ann. § 59-⁠63-⁠240);</w:t>
+      </w:r>
+      <w:r>
+        <w:t xml:space="preserve"> </w:t>
+      </w:r>
+      <w:r>
+        <w:t xml:space="preserve">mandatory quarantine (S.C. Code Ann. §§ 44-⁠4-⁠540(C)⁠(4),</w:t>
+      </w:r>
+      <w:r>
+        <w:t xml:space="preserve"> </w:t>
+      </w:r>
+      <w:r>
+        <w:t xml:space="preserve">44</w:t>
       </w:r>
       <w:r>
         <w:noBreakHyphen/>
       </w:r>
       <w:r>
-        <w:t xml:space="preserve">7</w:t>
+        <w:t xml:space="preserve">31</w:t>
       </w:r>
       <w:r>
         <w:noBreakHyphen/>
       </w:r>
       <w:r>
-        <w:t xml:space="preserve">1660(D),</w:t>
-      </w:r>
-      <w:r>
-        <w:t xml:space="preserve"> </w:t>
-      </w:r>
-      <w:r>
-        <w:t xml:space="preserve">63</w:t>
+        <w:t xml:space="preserve">105(D));</w:t>
+      </w:r>
+      <w:r>
+        <w:t xml:space="preserve"> </w:t>
+      </w:r>
+      <w:r>
+        <w:t xml:space="preserve">involuntary commitment of individuals (S.C. Code Ann. §§ 17-⁠24-⁠40(C)⁠(1),</w:t>
+      </w:r>
+      <w:r>
+        <w:t xml:space="preserve"> </w:t>
+      </w:r>
+      <w:r>
+        <w:t xml:space="preserve">44</w:t>
       </w:r>
       <w:r>
         <w:noBreakHyphen/>
       </w:r>
       <w:r>
-        <w:t xml:space="preserve">7</w:t>
+        <w:t xml:space="preserve">24</w:t>
       </w:r>
       <w:r>
         <w:noBreakHyphen/>
       </w:r>
       <w:r>
-        <w:t xml:space="preserve">1930(A));</w:t>
-      </w:r>
-      <w:r>
-        <w:t xml:space="preserve"> </w:t>
-      </w:r>
-      <w:r>
-        <w:t xml:space="preserve">student expulsion (S.C. Code Ann. § 59</w:t>
+        <w:t xml:space="preserve">190(C),</w:t>
+      </w:r>
+      <w:r>
+        <w:t xml:space="preserve"> </w:t>
+      </w:r>
+      <w:r>
+        <w:t xml:space="preserve">44</w:t>
       </w:r>
       <w:r>
         <w:noBreakHyphen/>
       </w:r>
       <w:r>
-        <w:t xml:space="preserve">63</w:t>
+        <w:t xml:space="preserve">48</w:t>
       </w:r>
       <w:r>
         <w:noBreakHyphen/>
       </w:r>
       <w:r>
-        <w:t xml:space="preserve">240);</w:t>
-      </w:r>
-      <w:r>
-        <w:t xml:space="preserve"> </w:t>
-      </w:r>
-      <w:r>
-        <w:t xml:space="preserve">mandatory quarantine (S.C. Code Ann. §§ 44</w:t>
+        <w:t xml:space="preserve">115(I),</w:t>
+      </w:r>
+      <w:r>
+        <w:t xml:space="preserve"> </w:t>
+      </w:r>
+      <w:r>
+        <w:t xml:space="preserve">44</w:t>
       </w:r>
       <w:r>
         <w:noBreakHyphen/>
       </w:r>
       <w:r>
-        <w:t xml:space="preserve">4</w:t>
+        <w:t xml:space="preserve">48</w:t>
       </w:r>
       <w:r>
         <w:noBreakHyphen/>
       </w:r>
       <w:r>
-        <w:t xml:space="preserve">540(C)⁠(4),</w:t>
+        <w:t xml:space="preserve">120(B),</w:t>
       </w:r>
       <w:r>
         <w:t xml:space="preserve"> </w:t>
@@ -14948,247 +14786,85 @@
         <w:noBreakHyphen/>
       </w:r>
       <w:r>
-        <w:t xml:space="preserve">31</w:t>
+        <w:t xml:space="preserve">52</w:t>
       </w:r>
       <w:r>
         <w:noBreakHyphen/>
       </w:r>
       <w:r>
-        <w:t xml:space="preserve">105(D));</w:t>
-      </w:r>
-      <w:r>
-        <w:t xml:space="preserve"> </w:t>
-      </w:r>
-      <w:r>
-        <w:t xml:space="preserve">involuntary commitment of individuals (S.C. Code Ann. §§ 17</w:t>
+        <w:t xml:space="preserve">60(E));</w:t>
+      </w:r>
+      <w:r>
+        <w:t xml:space="preserve"> </w:t>
+      </w:r>
+      <w:r>
+        <w:t xml:space="preserve">bond for criminal defendants (S.C. Code Ann. §§ 17-⁠15-⁠55(B)⁠(1),</w:t>
+      </w:r>
+      <w:r>
+        <w:t xml:space="preserve"> </w:t>
+      </w:r>
+      <w:r>
+        <w:t xml:space="preserve">17</w:t>
       </w:r>
       <w:r>
         <w:noBreakHyphen/>
       </w:r>
       <w:r>
-        <w:t xml:space="preserve">24</w:t>
+        <w:t xml:space="preserve">15</w:t>
       </w:r>
       <w:r>
         <w:noBreakHyphen/>
       </w:r>
       <w:r>
-        <w:t xml:space="preserve">40(C)⁠(1),</w:t>
-      </w:r>
-      <w:r>
-        <w:t xml:space="preserve"> </w:t>
-      </w:r>
-      <w:r>
-        <w:t xml:space="preserve">44</w:t>
+        <w:t xml:space="preserve">55(C)⁠(1),</w:t>
+      </w:r>
+      <w:r>
+        <w:t xml:space="preserve"> </w:t>
+      </w:r>
+      <w:r>
+        <w:t xml:space="preserve">17</w:t>
       </w:r>
       <w:r>
         <w:noBreakHyphen/>
       </w:r>
       <w:r>
-        <w:t xml:space="preserve">24</w:t>
+        <w:t xml:space="preserve">15</w:t>
       </w:r>
       <w:r>
         <w:noBreakHyphen/>
       </w:r>
       <w:r>
-        <w:t xml:space="preserve">190(C),</w:t>
-      </w:r>
-      <w:r>
-        <w:t xml:space="preserve"> </w:t>
-      </w:r>
-      <w:r>
-        <w:t xml:space="preserve">44</w:t>
-      </w:r>
-      <w:r>
-        <w:noBreakHyphen/>
-      </w:r>
-      <w:r>
-        <w:t xml:space="preserve">48</w:t>
-      </w:r>
-      <w:r>
-        <w:noBreakHyphen/>
-      </w:r>
-      <w:r>
-        <w:t xml:space="preserve">115(I),</w:t>
-      </w:r>
-      <w:r>
-        <w:t xml:space="preserve"> </w:t>
-      </w:r>
-      <w:r>
-        <w:t xml:space="preserve">44</w:t>
-      </w:r>
-      <w:r>
-        <w:noBreakHyphen/>
-      </w:r>
-      <w:r>
-        <w:t xml:space="preserve">48</w:t>
-      </w:r>
-      <w:r>
-        <w:noBreakHyphen/>
-      </w:r>
-      <w:r>
-        <w:t xml:space="preserve">120(B),</w:t>
-      </w:r>
-      <w:r>
-        <w:t xml:space="preserve"> </w:t>
-      </w:r>
-      <w:r>
-        <w:t xml:space="preserve">44</w:t>
-      </w:r>
-      <w:r>
-        <w:noBreakHyphen/>
-      </w:r>
-      <w:r>
-        <w:t xml:space="preserve">52</w:t>
-      </w:r>
-      <w:r>
-        <w:noBreakHyphen/>
-      </w:r>
-      <w:r>
-        <w:t xml:space="preserve">60(E));</w:t>
-      </w:r>
-      <w:r>
-        <w:t xml:space="preserve"> </w:t>
-      </w:r>
-      <w:r>
-        <w:t xml:space="preserve">bond for criminal defendants (S.C. Code Ann. §§ 17</w:t>
-      </w:r>
-      <w:r>
-        <w:noBreakHyphen/>
-      </w:r>
-      <w:r>
-        <w:t xml:space="preserve">15</w:t>
-      </w:r>
-      <w:r>
-        <w:noBreakHyphen/>
-      </w:r>
-      <w:r>
-        <w:t xml:space="preserve">55(B)⁠(1),</w:t>
-      </w:r>
-      <w:r>
-        <w:t xml:space="preserve"> </w:t>
-      </w:r>
-      <w:r>
-        <w:t xml:space="preserve">17</w:t>
-      </w:r>
-      <w:r>
-        <w:noBreakHyphen/>
-      </w:r>
-      <w:r>
-        <w:t xml:space="preserve">15</w:t>
-      </w:r>
-      <w:r>
-        <w:noBreakHyphen/>
-      </w:r>
-      <w:r>
-        <w:t xml:space="preserve">55(C)⁠(1),</w:t>
-      </w:r>
-      <w:r>
-        <w:t xml:space="preserve"> </w:t>
-      </w:r>
-      <w:r>
-        <w:t xml:space="preserve">17</w:t>
-      </w:r>
-      <w:r>
-        <w:noBreakHyphen/>
-      </w:r>
-      <w:r>
-        <w:t xml:space="preserve">15</w:t>
-      </w:r>
-      <w:r>
-        <w:noBreakHyphen/>
-      </w:r>
-      <w:r>
         <w:t xml:space="preserve">55(E));</w:t>
       </w:r>
       <w:r>
         <w:t xml:space="preserve"> </w:t>
       </w:r>
       <w:r>
-        <w:t xml:space="preserve">post-conviction relief procedures (S.C. Code Ann. § 17</w:t>
-      </w:r>
-      <w:r>
-        <w:noBreakHyphen/>
-      </w:r>
-      <w:r>
-        <w:t xml:space="preserve">27</w:t>
-      </w:r>
-      <w:r>
-        <w:noBreakHyphen/>
-      </w:r>
-      <w:r>
-        <w:t xml:space="preserve">160(C));</w:t>
-      </w:r>
-      <w:r>
-        <w:t xml:space="preserve"> </w:t>
-      </w:r>
-      <w:r>
-        <w:t xml:space="preserve">the State Ethics Commission (S.C. Code Ann. § 8</w:t>
-      </w:r>
-      <w:r>
-        <w:noBreakHyphen/>
-      </w:r>
-      <w:r>
-        <w:t xml:space="preserve">13</w:t>
-      </w:r>
-      <w:r>
-        <w:noBreakHyphen/>
-      </w:r>
-      <w:r>
-        <w:t xml:space="preserve">320(9)⁠(b)⁠(1));</w:t>
-      </w:r>
-      <w:r>
-        <w:t xml:space="preserve"> </w:t>
-      </w:r>
-      <w:r>
-        <w:t xml:space="preserve">seizure of non-compliant insurance companies by the South Carolina Department of Insurance (S.C. Code Ann. § 38</w:t>
-      </w:r>
-      <w:r>
-        <w:noBreakHyphen/>
-      </w:r>
-      <w:r>
-        <w:t xml:space="preserve">27</w:t>
-      </w:r>
-      <w:r>
-        <w:noBreakHyphen/>
-      </w:r>
-      <w:r>
-        <w:t xml:space="preserve">220(e));</w:t>
-      </w:r>
-      <w:r>
-        <w:t xml:space="preserve"> </w:t>
-      </w:r>
-      <w:r>
-        <w:t xml:space="preserve">probate administration (S.C. Code Ann. § 62</w:t>
-      </w:r>
-      <w:r>
-        <w:noBreakHyphen/>
-      </w:r>
-      <w:r>
-        <w:t xml:space="preserve">3</w:t>
-      </w:r>
-      <w:r>
-        <w:noBreakHyphen/>
-      </w:r>
-      <w:r>
-        <w:t xml:space="preserve">607(b));</w:t>
-      </w:r>
-      <w:r>
-        <w:t xml:space="preserve"> </w:t>
-      </w:r>
-      <w:r>
-        <w:t xml:space="preserve">and restriction of healthcare-related professional licenses (S.C. Code Ann. § 40</w:t>
-      </w:r>
-      <w:r>
-        <w:noBreakHyphen/>
-      </w:r>
-      <w:r>
-        <w:t xml:space="preserve">47</w:t>
-      </w:r>
-      <w:r>
-        <w:noBreakHyphen/>
-      </w:r>
-      <w:r>
-        <w:t xml:space="preserve">110(E)).</w:t>
+        <w:t xml:space="preserve">post-conviction relief procedures (S.C. Code Ann. § 17-⁠27-⁠160(C));</w:t>
+      </w:r>
+      <w:r>
+        <w:t xml:space="preserve"> </w:t>
+      </w:r>
+      <w:r>
+        <w:t xml:space="preserve">the State Ethics Commission (S.C. Code Ann. § 8-⁠13-⁠320(9)⁠(b)⁠(1));</w:t>
+      </w:r>
+      <w:r>
+        <w:t xml:space="preserve"> </w:t>
+      </w:r>
+      <w:r>
+        <w:t xml:space="preserve">seizure of non-compliant insurance companies by the South Carolina Department of Insurance (S.C. Code Ann. § 38-⁠27-⁠220(e));</w:t>
+      </w:r>
+      <w:r>
+        <w:t xml:space="preserve"> </w:t>
+      </w:r>
+      <w:r>
+        <w:t xml:space="preserve">probate administration (S.C. Code Ann. § 62-⁠3-⁠607(b));</w:t>
+      </w:r>
+      <w:r>
+        <w:t xml:space="preserve"> </w:t>
+      </w:r>
+      <w:r>
+        <w:t xml:space="preserve">and restriction of healthcare-related professional licenses (S.C. Code Ann. § 40-⁠47-⁠110(E)).</w:t>
       </w:r>
       <w:r>
         <w:rPr>
@@ -15795,19 +15471,7 @@
         <w:t xml:space="preserve"> </w:t>
       </w:r>
       <w:r>
-        <w:t xml:space="preserve">These provisions require a hearing within a certain timeframe in a traditional court of law. There are even more provisions requiring a hearing within a set time in the administrative context. See, e.g., S.C. Code Ann. § 59</w:t>
-      </w:r>
-      <w:r>
-        <w:noBreakHyphen/>
-      </w:r>
-      <w:r>
-        <w:t xml:space="preserve">150</w:t>
-      </w:r>
-      <w:r>
-        <w:noBreakHyphen/>
-      </w:r>
-      <w:r>
-        <w:t xml:space="preserve">180.</w:t>
+        <w:t xml:space="preserve">These provisions require a hearing within a certain timeframe in a traditional court of law. There are even more provisions requiring a hearing within a set time in the administrative context. See, e.g., S.C. Code Ann. § 59-⁠150-⁠180.</w:t>
       </w:r>
     </w:p>
   </w:footnote>
@@ -16549,6 +16213,7 @@
     <w:unhideWhenUsed/>
     <w:qFormat/>
     <w:pPr>
+      <w:keepLines/>
       <w:spacing w:before="0" w:after="140" w:line="276" w:lineRule="exact"/>
     </w:pPr>
     <w:rPr>
@@ -16799,6 +16464,33 @@
     <w:pPr>
       <w:spacing w:before="0" w:after="0" w:line="276" w:lineRule="exact"/>
       <w:ind w:left="2160" w:hanging="720"/>
+    </w:pPr>
+  </w:style>
+  <w:style w:type="paragraph" w:customStyle="1" w:styleId="XdQuoteList1">
+    <w:name w:val="Xd Quote List 1"/>
+    <w:basedOn w:val="Normal"/>
+    <w:qFormat/>
+    <w:pPr>
+      <w:spacing w:before="0" w:after="0" w:line="276" w:lineRule="exact"/>
+      <w:ind w:left="1440" w:right="720" w:hanging="720"/>
+    </w:pPr>
+  </w:style>
+  <w:style w:type="paragraph" w:customStyle="1" w:styleId="XdQuoteList2">
+    <w:name w:val="Xd Quote List 2"/>
+    <w:basedOn w:val="Normal"/>
+    <w:qFormat/>
+    <w:pPr>
+      <w:spacing w:before="0" w:after="0" w:line="276" w:lineRule="exact"/>
+      <w:ind w:left="2160" w:right="720" w:hanging="720"/>
+    </w:pPr>
+  </w:style>
+  <w:style w:type="paragraph" w:customStyle="1" w:styleId="XdQuoteList3">
+    <w:name w:val="Xd Quote List 3"/>
+    <w:basedOn w:val="Normal"/>
+    <w:qFormat/>
+    <w:pPr>
+      <w:spacing w:before="0" w:after="0" w:line="276" w:lineRule="exact"/>
+      <w:ind w:left="2880" w:right="720" w:hanging="720"/>
     </w:pPr>
   </w:style>
   <w:style w:type="paragraph" w:customStyle="1" w:styleId="XdList1">

--- a/courts/fourth-circuit/south-carolina/state/court-of-appeals/amicus-brief/usage/OUTPUT-amicus-brief.docx
+++ b/courts/fourth-circuit/south-carolina/state/court-of-appeals/amicus-brief/usage/OUTPUT-amicus-brief.docx
@@ -2676,7 +2676,7 @@
         <w:tab/>
       </w:r>
       <w:r>
-        <w:t xml:space="preserve">19</w:t>
+        <w:t xml:space="preserve">20</w:t>
       </w:r>
     </w:p>
     <w:p>
@@ -14899,7 +14899,7 @@
     </w:p>
     <w:p>
       <w:pPr>
-        <w:pStyle w:val="BodyText"/>
+        <w:pStyle w:val="BodyTextKeep"/>
       </w:pPr>
       <w:r>
         <w:t xml:space="preserve">Dismissal of Appellant’s case was incorrect as a matter of statutory interpretation, unconstitutional under both the state and federal constitutions, and fundamentally unfair. And if the circuit court’s reasoning is upheld, Appellant’s case is only a harbinger of things to come. The ACLU of South Carolina urges this Court to reject the circuit court’s interpretation.</w:t>
@@ -14907,6 +14907,8 @@
     </w:p>
     <w:p>
       <w:pPr>
+        <w:keepNext/>
+        <w:keepLines/>
         <w:spacing w:before="0" w:after="0" w:line="576" w:lineRule="exact"/>
       </w:pPr>
     </w:p>
@@ -16412,6 +16414,15 @@
       <w:ind w:firstLine="0"/>
     </w:pPr>
   </w:style>
+  <w:style w:type="paragraph" w:customStyle="1" w:styleId="BodyTextKeep">
+    <w:name w:val="Body Text Keep"/>
+    <w:basedOn w:val="BodyText"/>
+    <w:qFormat/>
+    <w:pPr>
+      <w:keepNext/>
+      <w:keepLines/>
+    </w:pPr>
+  </w:style>
   <w:style w:type="paragraph" w:customStyle="1" w:styleId="XdList1">
     <w:name w:val="XdList 1"/>
     <w:basedOn w:val="Normal"/>

--- a/courts/fourth-circuit/south-carolina/state/court-of-appeals/amicus-brief/usage/OUTPUT-amicus-brief.docx
+++ b/courts/fourth-circuit/south-carolina/state/court-of-appeals/amicus-brief/usage/OUTPUT-amicus-brief.docx
@@ -205,9 +205,7 @@
         <w:t xml:space="preserve"> </w:t>
       </w:r>
       <w:r>
-        <w:t xml:space="preserve">2023</w:t>
-        <w:noBreakHyphen/>
-        <w:t xml:space="preserve">000104</w:t>
+        <w:t xml:space="preserve">2023-⁠000104</w:t>
       </w:r>
     </w:p>
     <w:p>
@@ -850,9 +848,7 @@
         <w:t xml:space="preserve"> </w:t>
       </w:r>
       <w:r>
-        <w:t xml:space="preserve">259</w:t>
-        <w:noBreakHyphen/>
-        <w:t xml:space="preserve">2925</w:t>
+        <w:t xml:space="preserve">259-⁠2925</w:t>
       </w:r>
     </w:p>
     <w:p>
@@ -1173,11 +1169,7 @@
         <w:t xml:space="preserve"> </w:t>
       </w:r>
       <w:r>
-        <w:t xml:space="preserve">30</w:t>
-        <w:noBreakHyphen/>
-        <w:t xml:space="preserve">4</w:t>
-        <w:noBreakHyphen/>
-        <w:t xml:space="preserve">100,</w:t>
+        <w:t xml:space="preserve">30-⁠4-⁠100,</w:t>
       </w:r>
       <w:r>
         <w:t xml:space="preserve"> </w:t>
@@ -1301,11 +1293,7 @@
         <w:t xml:space="preserve"> </w:t>
       </w:r>
       <w:r>
-        <w:t xml:space="preserve">30</w:t>
-        <w:noBreakHyphen/>
-        <w:t xml:space="preserve">4</w:t>
-        <w:noBreakHyphen/>
-        <w:t xml:space="preserve">100(A)</w:t>
+        <w:t xml:space="preserve">30-⁠4-⁠100(A)</w:t>
       </w:r>
       <w:r>
         <w:t xml:space="preserve"> </w:t>
@@ -1547,11 +1535,7 @@
         <w:t xml:space="preserve"> </w:t>
       </w:r>
       <w:r>
-        <w:t xml:space="preserve">30</w:t>
-        <w:noBreakHyphen/>
-        <w:t xml:space="preserve">4</w:t>
-        <w:noBreakHyphen/>
-        <w:t xml:space="preserve">100(A)</w:t>
+        <w:t xml:space="preserve">30-⁠4-⁠100(A)</w:t>
       </w:r>
       <w:r>
         <w:t xml:space="preserve"> </w:t>
@@ -1675,11 +1659,7 @@
         <w:t xml:space="preserve"> </w:t>
       </w:r>
       <w:r>
-        <w:t xml:space="preserve">30</w:t>
-        <w:noBreakHyphen/>
-        <w:t xml:space="preserve">4</w:t>
-        <w:noBreakHyphen/>
-        <w:t xml:space="preserve">100,</w:t>
+        <w:t xml:space="preserve">30-⁠4-⁠100,</w:t>
       </w:r>
       <w:r>
         <w:t xml:space="preserve"> </w:t>
@@ -1903,11 +1883,7 @@
         <w:t xml:space="preserve"> </w:t>
       </w:r>
       <w:r>
-        <w:t xml:space="preserve">30</w:t>
-        <w:noBreakHyphen/>
-        <w:t xml:space="preserve">4</w:t>
-        <w:noBreakHyphen/>
-        <w:t xml:space="preserve">100,</w:t>
+        <w:t xml:space="preserve">30-⁠4-⁠100,</w:t>
       </w:r>
       <w:r>
         <w:t xml:space="preserve"> </w:t>
@@ -2139,11 +2115,7 @@
         <w:t xml:space="preserve"> </w:t>
       </w:r>
       <w:r>
-        <w:t xml:space="preserve">30</w:t>
-        <w:noBreakHyphen/>
-        <w:t xml:space="preserve">4</w:t>
-        <w:noBreakHyphen/>
-        <w:t xml:space="preserve">100(A)</w:t>
+        <w:t xml:space="preserve">30-⁠4-⁠100(A)</w:t>
       </w:r>
       <w:r>
         <w:t xml:space="preserve"> </w:t>
@@ -5610,11 +5582,7 @@
         <w:t xml:space="preserve"> </w:t>
       </w:r>
       <w:r>
-        <w:t xml:space="preserve">17</w:t>
-        <w:noBreakHyphen/>
-        <w:t xml:space="preserve">15</w:t>
-        <w:noBreakHyphen/>
-        <w:t xml:space="preserve">55</w:t>
+        <w:t xml:space="preserve">17-⁠15-⁠55</w:t>
       </w:r>
       <w:r>
         <w:t xml:space="preserve">   </w:t>
@@ -5660,11 +5628,7 @@
         <w:t xml:space="preserve"> </w:t>
       </w:r>
       <w:r>
-        <w:t xml:space="preserve">17</w:t>
-        <w:noBreakHyphen/>
-        <w:t xml:space="preserve">24</w:t>
-        <w:noBreakHyphen/>
-        <w:t xml:space="preserve">40</w:t>
+        <w:t xml:space="preserve">17-⁠24-⁠40</w:t>
       </w:r>
       <w:r>
         <w:t xml:space="preserve">   </w:t>
@@ -5710,11 +5674,7 @@
         <w:t xml:space="preserve"> </w:t>
       </w:r>
       <w:r>
-        <w:t xml:space="preserve">17</w:t>
-        <w:noBreakHyphen/>
-        <w:t xml:space="preserve">27</w:t>
-        <w:noBreakHyphen/>
-        <w:t xml:space="preserve">160</w:t>
+        <w:t xml:space="preserve">17-⁠27-⁠160</w:t>
       </w:r>
       <w:r>
         <w:t xml:space="preserve">   </w:t>
@@ -5760,11 +5720,7 @@
         <w:t xml:space="preserve"> </w:t>
       </w:r>
       <w:r>
-        <w:t xml:space="preserve">30</w:t>
-        <w:noBreakHyphen/>
-        <w:t xml:space="preserve">4</w:t>
-        <w:noBreakHyphen/>
-        <w:t xml:space="preserve">100</w:t>
+        <w:t xml:space="preserve">30-⁠4-⁠100</w:t>
       </w:r>
       <w:r>
         <w:t xml:space="preserve">   </w:t>
@@ -5810,11 +5766,7 @@
         <w:t xml:space="preserve"> </w:t>
       </w:r>
       <w:r>
-        <w:t xml:space="preserve">30</w:t>
-        <w:noBreakHyphen/>
-        <w:t xml:space="preserve">4</w:t>
-        <w:noBreakHyphen/>
-        <w:t xml:space="preserve">15</w:t>
+        <w:t xml:space="preserve">30-⁠4-⁠15</w:t>
       </w:r>
       <w:r>
         <w:t xml:space="preserve">   </w:t>
@@ -5860,11 +5812,7 @@
         <w:t xml:space="preserve"> </w:t>
       </w:r>
       <w:r>
-        <w:t xml:space="preserve">30</w:t>
-        <w:noBreakHyphen/>
-        <w:t xml:space="preserve">4</w:t>
-        <w:noBreakHyphen/>
-        <w:t xml:space="preserve">30</w:t>
+        <w:t xml:space="preserve">30-⁠4-⁠30</w:t>
       </w:r>
       <w:r>
         <w:t xml:space="preserve">   </w:t>
@@ -5910,11 +5858,7 @@
         <w:t xml:space="preserve"> </w:t>
       </w:r>
       <w:r>
-        <w:t xml:space="preserve">30</w:t>
-        <w:noBreakHyphen/>
-        <w:t xml:space="preserve">4</w:t>
-        <w:noBreakHyphen/>
-        <w:t xml:space="preserve">60</w:t>
+        <w:t xml:space="preserve">30-⁠4-⁠60</w:t>
       </w:r>
       <w:r>
         <w:t xml:space="preserve">   </w:t>
@@ -5960,11 +5904,7 @@
         <w:t xml:space="preserve"> </w:t>
       </w:r>
       <w:r>
-        <w:t xml:space="preserve">30</w:t>
-        <w:noBreakHyphen/>
-        <w:t xml:space="preserve">4</w:t>
-        <w:noBreakHyphen/>
-        <w:t xml:space="preserve">70</w:t>
+        <w:t xml:space="preserve">30-⁠4-⁠70</w:t>
       </w:r>
       <w:r>
         <w:t xml:space="preserve">   </w:t>
@@ -6010,11 +5950,7 @@
         <w:t xml:space="preserve"> </w:t>
       </w:r>
       <w:r>
-        <w:t xml:space="preserve">30</w:t>
-        <w:noBreakHyphen/>
-        <w:t xml:space="preserve">4</w:t>
-        <w:noBreakHyphen/>
-        <w:t xml:space="preserve">80</w:t>
+        <w:t xml:space="preserve">30-⁠4-⁠80</w:t>
       </w:r>
       <w:r>
         <w:t xml:space="preserve">   </w:t>
@@ -6060,11 +5996,7 @@
         <w:t xml:space="preserve"> </w:t>
       </w:r>
       <w:r>
-        <w:t xml:space="preserve">30</w:t>
-        <w:noBreakHyphen/>
-        <w:t xml:space="preserve">4</w:t>
-        <w:noBreakHyphen/>
-        <w:t xml:space="preserve">90</w:t>
+        <w:t xml:space="preserve">30-⁠4-⁠90</w:t>
       </w:r>
       <w:r>
         <w:t xml:space="preserve">   </w:t>
@@ -6110,11 +6042,7 @@
         <w:t xml:space="preserve"> </w:t>
       </w:r>
       <w:r>
-        <w:t xml:space="preserve">38</w:t>
-        <w:noBreakHyphen/>
-        <w:t xml:space="preserve">27</w:t>
-        <w:noBreakHyphen/>
-        <w:t xml:space="preserve">220</w:t>
+        <w:t xml:space="preserve">38-⁠27-⁠220</w:t>
       </w:r>
       <w:r>
         <w:t xml:space="preserve">   </w:t>
@@ -6160,11 +6088,7 @@
         <w:t xml:space="preserve"> </w:t>
       </w:r>
       <w:r>
-        <w:t xml:space="preserve">40</w:t>
-        <w:noBreakHyphen/>
-        <w:t xml:space="preserve">47</w:t>
-        <w:noBreakHyphen/>
-        <w:t xml:space="preserve">110</w:t>
+        <w:t xml:space="preserve">40-⁠47-⁠110</w:t>
       </w:r>
       <w:r>
         <w:t xml:space="preserve">   </w:t>
@@ -6210,11 +6134,7 @@
         <w:t xml:space="preserve"> </w:t>
       </w:r>
       <w:r>
-        <w:t xml:space="preserve">44</w:t>
-        <w:noBreakHyphen/>
-        <w:t xml:space="preserve">24</w:t>
-        <w:noBreakHyphen/>
-        <w:t xml:space="preserve">190</w:t>
+        <w:t xml:space="preserve">44-⁠24-⁠190</w:t>
       </w:r>
       <w:r>
         <w:t xml:space="preserve">   </w:t>
@@ -6260,11 +6180,7 @@
         <w:t xml:space="preserve"> </w:t>
       </w:r>
       <w:r>
-        <w:t xml:space="preserve">44</w:t>
-        <w:noBreakHyphen/>
-        <w:t xml:space="preserve">31</w:t>
-        <w:noBreakHyphen/>
-        <w:t xml:space="preserve">105</w:t>
+        <w:t xml:space="preserve">44-⁠31-⁠105</w:t>
       </w:r>
       <w:r>
         <w:t xml:space="preserve">   </w:t>
@@ -6310,11 +6226,7 @@
         <w:t xml:space="preserve"> </w:t>
       </w:r>
       <w:r>
-        <w:t xml:space="preserve">44</w:t>
-        <w:noBreakHyphen/>
-        <w:t xml:space="preserve">4</w:t>
-        <w:noBreakHyphen/>
-        <w:t xml:space="preserve">540</w:t>
+        <w:t xml:space="preserve">44-⁠4-⁠540</w:t>
       </w:r>
       <w:r>
         <w:t xml:space="preserve">   </w:t>
@@ -6360,11 +6272,7 @@
         <w:t xml:space="preserve"> </w:t>
       </w:r>
       <w:r>
-        <w:t xml:space="preserve">44</w:t>
-        <w:noBreakHyphen/>
-        <w:t xml:space="preserve">48</w:t>
-        <w:noBreakHyphen/>
-        <w:t xml:space="preserve">115</w:t>
+        <w:t xml:space="preserve">44-⁠48-⁠115</w:t>
       </w:r>
       <w:r>
         <w:t xml:space="preserve">   </w:t>
@@ -6410,11 +6318,7 @@
         <w:t xml:space="preserve"> </w:t>
       </w:r>
       <w:r>
-        <w:t xml:space="preserve">44</w:t>
-        <w:noBreakHyphen/>
-        <w:t xml:space="preserve">48</w:t>
-        <w:noBreakHyphen/>
-        <w:t xml:space="preserve">120</w:t>
+        <w:t xml:space="preserve">44-⁠48-⁠120</w:t>
       </w:r>
       <w:r>
         <w:t xml:space="preserve">   </w:t>
@@ -6460,11 +6364,7 @@
         <w:t xml:space="preserve"> </w:t>
       </w:r>
       <w:r>
-        <w:t xml:space="preserve">44</w:t>
-        <w:noBreakHyphen/>
-        <w:t xml:space="preserve">52</w:t>
-        <w:noBreakHyphen/>
-        <w:t xml:space="preserve">60</w:t>
+        <w:t xml:space="preserve">44-⁠52-⁠60</w:t>
       </w:r>
       <w:r>
         <w:t xml:space="preserve">   </w:t>
@@ -6510,11 +6410,7 @@
         <w:t xml:space="preserve"> </w:t>
       </w:r>
       <w:r>
-        <w:t xml:space="preserve">59</w:t>
-        <w:noBreakHyphen/>
-        <w:t xml:space="preserve">150</w:t>
-        <w:noBreakHyphen/>
-        <w:t xml:space="preserve">180</w:t>
+        <w:t xml:space="preserve">59-⁠150-⁠180</w:t>
       </w:r>
       <w:r>
         <w:t xml:space="preserve">   </w:t>
@@ -6560,11 +6456,7 @@
         <w:t xml:space="preserve"> </w:t>
       </w:r>
       <w:r>
-        <w:t xml:space="preserve">59</w:t>
-        <w:noBreakHyphen/>
-        <w:t xml:space="preserve">63</w:t>
-        <w:noBreakHyphen/>
-        <w:t xml:space="preserve">240</w:t>
+        <w:t xml:space="preserve">59-⁠63-⁠240</w:t>
       </w:r>
       <w:r>
         <w:t xml:space="preserve">   </w:t>
@@ -6610,11 +6502,7 @@
         <w:t xml:space="preserve"> </w:t>
       </w:r>
       <w:r>
-        <w:t xml:space="preserve">62</w:t>
-        <w:noBreakHyphen/>
-        <w:t xml:space="preserve">3</w:t>
-        <w:noBreakHyphen/>
-        <w:t xml:space="preserve">607</w:t>
+        <w:t xml:space="preserve">62-⁠3-⁠607</w:t>
       </w:r>
       <w:r>
         <w:t xml:space="preserve">   </w:t>
@@ -6660,11 +6548,7 @@
         <w:t xml:space="preserve"> </w:t>
       </w:r>
       <w:r>
-        <w:t xml:space="preserve">63</w:t>
-        <w:noBreakHyphen/>
-        <w:t xml:space="preserve">6</w:t>
-        <w:noBreakHyphen/>
-        <w:t xml:space="preserve">1650</w:t>
+        <w:t xml:space="preserve">63-⁠6-⁠1650</w:t>
       </w:r>
       <w:r>
         <w:t xml:space="preserve">   </w:t>
@@ -6710,11 +6594,7 @@
         <w:t xml:space="preserve"> </w:t>
       </w:r>
       <w:r>
-        <w:t xml:space="preserve">63</w:t>
-        <w:noBreakHyphen/>
-        <w:t xml:space="preserve">7</w:t>
-        <w:noBreakHyphen/>
-        <w:t xml:space="preserve">1660</w:t>
+        <w:t xml:space="preserve">63-⁠7-⁠1660</w:t>
       </w:r>
       <w:r>
         <w:t xml:space="preserve">   </w:t>
@@ -6760,11 +6640,7 @@
         <w:t xml:space="preserve"> </w:t>
       </w:r>
       <w:r>
-        <w:t xml:space="preserve">63</w:t>
-        <w:noBreakHyphen/>
-        <w:t xml:space="preserve">7</w:t>
-        <w:noBreakHyphen/>
-        <w:t xml:space="preserve">1930</w:t>
+        <w:t xml:space="preserve">63-⁠7-⁠1930</w:t>
       </w:r>
       <w:r>
         <w:t xml:space="preserve">   </w:t>
@@ -6810,11 +6686,7 @@
         <w:t xml:space="preserve"> </w:t>
       </w:r>
       <w:r>
-        <w:t xml:space="preserve">63</w:t>
-        <w:noBreakHyphen/>
-        <w:t xml:space="preserve">7</w:t>
-        <w:noBreakHyphen/>
-        <w:t xml:space="preserve">40</w:t>
+        <w:t xml:space="preserve">63-⁠7-⁠40</w:t>
       </w:r>
       <w:r>
         <w:t xml:space="preserve">   </w:t>
@@ -6860,11 +6732,7 @@
         <w:t xml:space="preserve"> </w:t>
       </w:r>
       <w:r>
-        <w:t xml:space="preserve">63</w:t>
-        <w:noBreakHyphen/>
-        <w:t xml:space="preserve">7</w:t>
-        <w:noBreakHyphen/>
-        <w:t xml:space="preserve">690</w:t>
+        <w:t xml:space="preserve">63-⁠7-⁠690</w:t>
       </w:r>
       <w:r>
         <w:t xml:space="preserve">   </w:t>
@@ -6910,11 +6778,7 @@
         <w:t xml:space="preserve"> </w:t>
       </w:r>
       <w:r>
-        <w:t xml:space="preserve">63</w:t>
-        <w:noBreakHyphen/>
-        <w:t xml:space="preserve">7</w:t>
-        <w:noBreakHyphen/>
-        <w:t xml:space="preserve">700</w:t>
+        <w:t xml:space="preserve">63-⁠7-⁠700</w:t>
       </w:r>
       <w:r>
         <w:t xml:space="preserve">   </w:t>
@@ -6960,11 +6824,7 @@
         <w:t xml:space="preserve"> </w:t>
       </w:r>
       <w:r>
-        <w:t xml:space="preserve">63</w:t>
-        <w:noBreakHyphen/>
-        <w:t xml:space="preserve">7</w:t>
-        <w:noBreakHyphen/>
-        <w:t xml:space="preserve">710</w:t>
+        <w:t xml:space="preserve">63-⁠7-⁠710</w:t>
       </w:r>
       <w:r>
         <w:t xml:space="preserve">   </w:t>
@@ -7010,11 +6870,7 @@
         <w:t xml:space="preserve"> </w:t>
       </w:r>
       <w:r>
-        <w:t xml:space="preserve">8</w:t>
-        <w:noBreakHyphen/>
-        <w:t xml:space="preserve">13</w:t>
-        <w:noBreakHyphen/>
-        <w:t xml:space="preserve">320</w:t>
+        <w:t xml:space="preserve">8-⁠13-⁠320</w:t>
       </w:r>
       <w:r>
         <w:t xml:space="preserve">   </w:t>
@@ -8720,19 +8576,7 @@
         <w:pStyle w:val="BodyTextNote"/>
       </w:pPr>
       <w:r>
-        <w:t xml:space="preserve">I. Does the chief administrative judge’s failure comply with Section 30</w:t>
-      </w:r>
-      <w:r>
-        <w:noBreakHyphen/>
-      </w:r>
-      <w:r>
-        <w:t xml:space="preserve">4</w:t>
-      </w:r>
-      <w:r>
-        <w:noBreakHyphen/>
-      </w:r>
-      <w:r>
-        <w:t xml:space="preserve">100—which</w:t>
+        <w:t xml:space="preserve">I. Does the chief administrative judge’s failure comply with Section 30-⁠4-⁠100—which</w:t>
       </w:r>
       <w:r>
         <w:t xml:space="preserve"> </w:t>
@@ -8880,19 +8724,7 @@
         <w:t xml:space="preserve"> </w:t>
       </w:r>
       <w:r>
-        <w:t xml:space="preserve">According to Section 30</w:t>
-      </w:r>
-      <w:r>
-        <w:noBreakHyphen/>
-      </w:r>
-      <w:r>
-        <w:t xml:space="preserve">4</w:t>
-      </w:r>
-      <w:r>
-        <w:noBreakHyphen/>
-      </w:r>
-      <w:r>
-        <w:t xml:space="preserve">100(A)</w:t>
+        <w:t xml:space="preserve">According to Section 30-⁠4-⁠100(A)</w:t>
       </w:r>
       <w:r>
         <w:t xml:space="preserve"> </w:t>
@@ -8916,37 +8748,13 @@
         <w:t xml:space="preserve"> </w:t>
       </w:r>
       <w:r>
-        <w:t xml:space="preserve">(emphasis added). The court’s reasoning turned entirely on the meaning of Section 30</w:t>
-      </w:r>
-      <w:r>
-        <w:noBreakHyphen/>
-      </w:r>
-      <w:r>
-        <w:t xml:space="preserve">4</w:t>
-      </w:r>
-      <w:r>
-        <w:noBreakHyphen/>
-      </w:r>
-      <w:r>
-        <w:t xml:space="preserve">100(A)’s</w:t>
-      </w:r>
-      <w:r>
-        <w:t xml:space="preserve"> </w:t>
-      </w:r>
-      <w:r>
-        <w:t xml:space="preserve">ten-day hearing requirement. Under the trial court’s reasoning, if no hearing is held within the allotted timeframe, Section 30</w:t>
-      </w:r>
-      <w:r>
-        <w:noBreakHyphen/>
-      </w:r>
-      <w:r>
-        <w:t xml:space="preserve">4</w:t>
-      </w:r>
-      <w:r>
-        <w:noBreakHyphen/>
-      </w:r>
-      <w:r>
-        <w:t xml:space="preserve">100</w:t>
+        <w:t xml:space="preserve">(emphasis added). The court’s reasoning turned entirely on the meaning of Section 30-⁠4-⁠100(A)’s</w:t>
+      </w:r>
+      <w:r>
+        <w:t xml:space="preserve"> </w:t>
+      </w:r>
+      <w:r>
+        <w:t xml:space="preserve">ten-day hearing requirement. Under the trial court’s reasoning, if no hearing is held within the allotted timeframe, Section 30-⁠4-⁠100</w:t>
       </w:r>
       <w:r>
         <w:t xml:space="preserve"> </w:t>
@@ -9061,19 +8869,7 @@
         <w:pStyle w:val="BodyText"/>
       </w:pPr>
       <w:r>
-        <w:t xml:space="preserve">The circuit court’s interpretation of Section 30</w:t>
-      </w:r>
-      <w:r>
-        <w:noBreakHyphen/>
-      </w:r>
-      <w:r>
-        <w:t xml:space="preserve">4</w:t>
-      </w:r>
-      <w:r>
-        <w:noBreakHyphen/>
-      </w:r>
-      <w:r>
-        <w:t xml:space="preserve">100</w:t>
+        <w:t xml:space="preserve">The circuit court’s interpretation of Section 30-⁠4-⁠100</w:t>
       </w:r>
       <w:r>
         <w:t xml:space="preserve"> </w:t>
@@ -9123,11 +8919,7 @@
           <w:b/>
           <w:bCs/>
         </w:rPr>
-        <w:t xml:space="preserve">30</w:t>
-        <w:noBreakHyphen/>
-        <w:t xml:space="preserve">4</w:t>
-        <w:noBreakHyphen/>
-        <w:t xml:space="preserve">100,</w:t>
+        <w:t xml:space="preserve">30-⁠4-⁠100,</w:t>
       </w:r>
       <w:r>
         <w:rPr>
@@ -9303,37 +9095,13 @@
         <w:pStyle w:val="BodyText"/>
       </w:pPr>
       <w:r>
-        <w:t xml:space="preserve">FOIA’s text, purpose, and history are clear: the Freedom of Information Act is meant to facilitate, not hamper, access to government information. Close examination of Section 30</w:t>
-      </w:r>
-      <w:r>
-        <w:noBreakHyphen/>
-      </w:r>
-      <w:r>
-        <w:t xml:space="preserve">4</w:t>
-      </w:r>
-      <w:r>
-        <w:noBreakHyphen/>
-      </w:r>
-      <w:r>
-        <w:t xml:space="preserve">100(A)’s</w:t>
-      </w:r>
-      <w:r>
-        <w:t xml:space="preserve"> </w:t>
-      </w:r>
-      <w:r>
-        <w:t xml:space="preserve">text and history supports the same conclusion. The circuit court’s interpretation of Section 30</w:t>
-      </w:r>
-      <w:r>
-        <w:noBreakHyphen/>
-      </w:r>
-      <w:r>
-        <w:t xml:space="preserve">4</w:t>
-      </w:r>
-      <w:r>
-        <w:noBreakHyphen/>
-      </w:r>
-      <w:r>
-        <w:t xml:space="preserve">100(A)</w:t>
+        <w:t xml:space="preserve">FOIA’s text, purpose, and history are clear: the Freedom of Information Act is meant to facilitate, not hamper, access to government information. Close examination of Section 30-⁠4-⁠100(A)’s</w:t>
+      </w:r>
+      <w:r>
+        <w:t xml:space="preserve"> </w:t>
+      </w:r>
+      <w:r>
+        <w:t xml:space="preserve">text and history supports the same conclusion. The circuit court’s interpretation of Section 30-⁠4-⁠100(A)</w:t>
       </w:r>
       <w:r>
         <w:t xml:space="preserve"> </w:t>
@@ -9447,11 +9215,7 @@
           <w:i/>
           <w:iCs/>
         </w:rPr>
-        <w:t xml:space="preserve">30</w:t>
-        <w:noBreakHyphen/>
-        <w:t xml:space="preserve">4</w:t>
-        <w:noBreakHyphen/>
-        <w:t xml:space="preserve">100(A)</w:t>
+        <w:t xml:space="preserve">30-⁠4-⁠100(A)</w:t>
       </w:r>
       <w:r>
         <w:rPr>
@@ -9657,19 +9421,7 @@
         <w:pStyle w:val="BodyText"/>
       </w:pPr>
       <w:r>
-        <w:t xml:space="preserve">The plain text of Section 30</w:t>
-      </w:r>
-      <w:r>
-        <w:noBreakHyphen/>
-      </w:r>
-      <w:r>
-        <w:t xml:space="preserve">4</w:t>
-      </w:r>
-      <w:r>
-        <w:noBreakHyphen/>
-      </w:r>
-      <w:r>
-        <w:t xml:space="preserve">100(A)</w:t>
+        <w:t xml:space="preserve">The plain text of Section 30-⁠4-⁠100(A)</w:t>
       </w:r>
       <w:r>
         <w:t xml:space="preserve"> </w:t>
@@ -9705,19 +9457,7 @@
         <w:t xml:space="preserve"> </w:t>
       </w:r>
       <w:r>
-        <w:t xml:space="preserve">(emphasis added). The mandate—and therefore any consequence for failing to comply—applies to one actor: the chief administrative judge. The plain text of Section 30</w:t>
-      </w:r>
-      <w:r>
-        <w:noBreakHyphen/>
-      </w:r>
-      <w:r>
-        <w:t xml:space="preserve">4</w:t>
-      </w:r>
-      <w:r>
-        <w:noBreakHyphen/>
-      </w:r>
-      <w:r>
-        <w:t xml:space="preserve">100(A)</w:t>
+        <w:t xml:space="preserve">(emphasis added). The mandate—and therefore any consequence for failing to comply—applies to one actor: the chief administrative judge. The plain text of Section 30-⁠4-⁠100(A)</w:t>
       </w:r>
       <w:r>
         <w:t xml:space="preserve"> </w:t>
@@ -10059,19 +9799,7 @@
         <w:t xml:space="preserve"> </w:t>
       </w:r>
       <w:r>
-        <w:t xml:space="preserve">The circuit court construed Section 30</w:t>
-      </w:r>
-      <w:r>
-        <w:noBreakHyphen/>
-      </w:r>
-      <w:r>
-        <w:t xml:space="preserve">4</w:t>
-      </w:r>
-      <w:r>
-        <w:noBreakHyphen/>
-      </w:r>
-      <w:r>
-        <w:t xml:space="preserve">100(A)</w:t>
+        <w:t xml:space="preserve">The circuit court construed Section 30-⁠4-⁠100(A)</w:t>
       </w:r>
       <w:r>
         <w:t xml:space="preserve"> </w:t>
@@ -10203,11 +9931,7 @@
           <w:i/>
           <w:iCs/>
         </w:rPr>
-        <w:t xml:space="preserve">30</w:t>
-        <w:noBreakHyphen/>
-        <w:t xml:space="preserve">4</w:t>
-        <w:noBreakHyphen/>
-        <w:t xml:space="preserve">100(A)</w:t>
+        <w:t xml:space="preserve">30-⁠4-⁠100(A)</w:t>
       </w:r>
       <w:r>
         <w:rPr>
@@ -10555,19 +10279,7 @@
         <w:pStyle w:val="BodyText"/>
       </w:pPr>
       <w:r>
-        <w:t xml:space="preserve">In 2017, the General Assembly further amended Section 30</w:t>
-      </w:r>
-      <w:r>
-        <w:noBreakHyphen/>
-      </w:r>
-      <w:r>
-        <w:t xml:space="preserve">4</w:t>
-      </w:r>
-      <w:r>
-        <w:noBreakHyphen/>
-      </w:r>
-      <w:r>
-        <w:t xml:space="preserve">100(A)</w:t>
+        <w:t xml:space="preserve">In 2017, the General Assembly further amended Section 30-⁠4-⁠100(A)</w:t>
       </w:r>
       <w:r>
         <w:t xml:space="preserve"> </w:t>
@@ -10603,19 +10315,7 @@
         <w:pStyle w:val="BodyText"/>
       </w:pPr>
       <w:r>
-        <w:t xml:space="preserve">Prior to its ultimate enactment, the 2017 legislation (introduced as House Bill 3352) underwent significant revisions, which are particularly relevant to the proper interpretation of Section 30</w:t>
-      </w:r>
-      <w:r>
-        <w:noBreakHyphen/>
-      </w:r>
-      <w:r>
-        <w:t xml:space="preserve">4</w:t>
-      </w:r>
-      <w:r>
-        <w:noBreakHyphen/>
-      </w:r>
-      <w:r>
-        <w:t xml:space="preserve">100(A)’s</w:t>
+        <w:t xml:space="preserve">Prior to its ultimate enactment, the 2017 legislation (introduced as House Bill 3352) underwent significant revisions, which are particularly relevant to the proper interpretation of Section 30-⁠4-⁠100(A)’s</w:t>
       </w:r>
       <w:r>
         <w:t xml:space="preserve"> </w:t>
@@ -10767,37 +10467,13 @@
         <w:pStyle w:val="BodyText"/>
       </w:pPr>
       <w:r>
-        <w:t xml:space="preserve">The legislative history of FOIA shows that, at every turn, the General Assembly has expanded requesters’ rights. The same is true for the ten-day requirement in Section 30</w:t>
-      </w:r>
-      <w:r>
-        <w:noBreakHyphen/>
-      </w:r>
-      <w:r>
-        <w:t xml:space="preserve">4</w:t>
-      </w:r>
-      <w:r>
-        <w:noBreakHyphen/>
-      </w:r>
-      <w:r>
-        <w:t xml:space="preserve">100(A),</w:t>
-      </w:r>
-      <w:r>
-        <w:t xml:space="preserve"> </w:t>
-      </w:r>
-      <w:r>
-        <w:t xml:space="preserve">which was intended to work in favor of, not against, requesters. Interpreting Section 30</w:t>
-      </w:r>
-      <w:r>
-        <w:noBreakHyphen/>
-      </w:r>
-      <w:r>
-        <w:t xml:space="preserve">4</w:t>
-      </w:r>
-      <w:r>
-        <w:noBreakHyphen/>
-      </w:r>
-      <w:r>
-        <w:t xml:space="preserve">100(A)</w:t>
+        <w:t xml:space="preserve">The legislative history of FOIA shows that, at every turn, the General Assembly has expanded requesters’ rights. The same is true for the ten-day requirement in Section 30-⁠4-⁠100(A),</w:t>
+      </w:r>
+      <w:r>
+        <w:t xml:space="preserve"> </w:t>
+      </w:r>
+      <w:r>
+        <w:t xml:space="preserve">which was intended to work in favor of, not against, requesters. Interpreting Section 30-⁠4-⁠100(A)</w:t>
       </w:r>
       <w:r>
         <w:t xml:space="preserve"> </w:t>
@@ -10847,11 +10523,7 @@
           <w:b/>
           <w:bCs/>
         </w:rPr>
-        <w:t xml:space="preserve">30</w:t>
-        <w:noBreakHyphen/>
-        <w:t xml:space="preserve">4</w:t>
-        <w:noBreakHyphen/>
-        <w:t xml:space="preserve">100,</w:t>
+        <w:t xml:space="preserve">30-⁠4-⁠100,</w:t>
       </w:r>
       <w:r>
         <w:rPr>
@@ -11782,19 +11454,7 @@
         <w:pStyle w:val="BodyText"/>
       </w:pPr>
       <w:r>
-        <w:t xml:space="preserve">The extensive use of mandatory language reinforces the statutory guarantee of a citizen’s right to access government information. Moreover, the cause of action established by Section 30</w:t>
-      </w:r>
-      <w:r>
-        <w:noBreakHyphen/>
-      </w:r>
-      <w:r>
-        <w:t xml:space="preserve">4</w:t>
-      </w:r>
-      <w:r>
-        <w:noBreakHyphen/>
-      </w:r>
-      <w:r>
-        <w:t xml:space="preserve">100</w:t>
+        <w:t xml:space="preserve">The extensive use of mandatory language reinforces the statutory guarantee of a citizen’s right to access government information. Moreover, the cause of action established by Section 30-⁠4-⁠100</w:t>
       </w:r>
       <w:r>
         <w:t xml:space="preserve"> </w:t>
@@ -11894,11 +11554,7 @@
           <w:i/>
           <w:iCs/>
         </w:rPr>
-        <w:t xml:space="preserve">30</w:t>
-        <w:noBreakHyphen/>
-        <w:t xml:space="preserve">4</w:t>
-        <w:noBreakHyphen/>
-        <w:t xml:space="preserve">100,</w:t>
+        <w:t xml:space="preserve">30-⁠4-⁠100,</w:t>
       </w:r>
       <w:r>
         <w:rPr>
@@ -12261,19 +11917,7 @@
         <w:t xml:space="preserve">Mallette</w:t>
       </w:r>
       <w:r>
-        <w:t xml:space="preserve">, 91 F.3d at 636. The circuit court’s interpretation of Section 30</w:t>
-      </w:r>
-      <w:r>
-        <w:noBreakHyphen/>
-      </w:r>
-      <w:r>
-        <w:t xml:space="preserve">4</w:t>
-      </w:r>
-      <w:r>
-        <w:noBreakHyphen/>
-      </w:r>
-      <w:r>
-        <w:t xml:space="preserve">100</w:t>
+        <w:t xml:space="preserve">, 91 F.3d at 636. The circuit court’s interpretation of Section 30-⁠4-⁠100</w:t>
       </w:r>
       <w:r>
         <w:t xml:space="preserve"> </w:t>
@@ -12513,37 +12157,13 @@
         <w:pStyle w:val="BodyText"/>
       </w:pPr>
       <w:r>
-        <w:t xml:space="preserve">Here, solely because of the chief administrative judge’s failure to comply with Section 30</w:t>
-      </w:r>
-      <w:r>
-        <w:noBreakHyphen/>
-      </w:r>
-      <w:r>
-        <w:t xml:space="preserve">4</w:t>
-      </w:r>
-      <w:r>
-        <w:noBreakHyphen/>
-      </w:r>
-      <w:r>
-        <w:t xml:space="preserve">100(A),</w:t>
-      </w:r>
-      <w:r>
-        <w:t xml:space="preserve"> </w:t>
-      </w:r>
-      <w:r>
-        <w:t xml:space="preserve">Appellant was denied a hearing. Interpreting Section 30</w:t>
-      </w:r>
-      <w:r>
-        <w:noBreakHyphen/>
-      </w:r>
-      <w:r>
-        <w:t xml:space="preserve">4</w:t>
-      </w:r>
-      <w:r>
-        <w:noBreakHyphen/>
-      </w:r>
-      <w:r>
-        <w:t xml:space="preserve">100(A)</w:t>
+        <w:t xml:space="preserve">Here, solely because of the chief administrative judge’s failure to comply with Section 30-⁠4-⁠100(A),</w:t>
+      </w:r>
+      <w:r>
+        <w:t xml:space="preserve"> </w:t>
+      </w:r>
+      <w:r>
+        <w:t xml:space="preserve">Appellant was denied a hearing. Interpreting Section 30-⁠4-⁠100(A)</w:t>
       </w:r>
       <w:r>
         <w:t xml:space="preserve"> </w:t>
@@ -12828,11 +12448,7 @@
           <w:b/>
           <w:bCs/>
         </w:rPr>
-        <w:t xml:space="preserve">30</w:t>
-        <w:noBreakHyphen/>
-        <w:t xml:space="preserve">4</w:t>
-        <w:noBreakHyphen/>
-        <w:t xml:space="preserve">100(A)</w:t>
+        <w:t xml:space="preserve">30-⁠4-⁠100(A)</w:t>
       </w:r>
       <w:r>
         <w:rPr>
@@ -12966,19 +12582,7 @@
         <w:pStyle w:val="BodyText"/>
       </w:pPr>
       <w:r>
-        <w:t xml:space="preserve">The circuit court’s interpretation of Section 30</w:t>
-      </w:r>
-      <w:r>
-        <w:noBreakHyphen/>
-      </w:r>
-      <w:r>
-        <w:t xml:space="preserve">4</w:t>
-      </w:r>
-      <w:r>
-        <w:noBreakHyphen/>
-      </w:r>
-      <w:r>
-        <w:t xml:space="preserve">100,</w:t>
+        <w:t xml:space="preserve">The circuit court’s interpretation of Section 30-⁠4-⁠100,</w:t>
       </w:r>
       <w:r>
         <w:t xml:space="preserve"> </w:t>
@@ -14303,19 +13907,7 @@
         <w:pStyle w:val="BodyText"/>
       </w:pPr>
       <w:r>
-        <w:t xml:space="preserve">Construing Section 30</w:t>
-      </w:r>
-      <w:r>
-        <w:noBreakHyphen/>
-      </w:r>
-      <w:r>
-        <w:t xml:space="preserve">4</w:t>
-      </w:r>
-      <w:r>
-        <w:noBreakHyphen/>
-      </w:r>
-      <w:r>
-        <w:t xml:space="preserve">100(A)</w:t>
+        <w:t xml:space="preserve">Construing Section 30-⁠4-⁠100(A)</w:t>
       </w:r>
       <w:r>
         <w:t xml:space="preserve"> </w:t>
@@ -14582,109 +14174,37 @@
         <w:t xml:space="preserve"> </w:t>
       </w:r>
       <w:r>
-        <w:t xml:space="preserve">63</w:t>
-      </w:r>
-      <w:r>
-        <w:noBreakHyphen/>
-      </w:r>
-      <w:r>
-        <w:t xml:space="preserve">7</w:t>
-      </w:r>
-      <w:r>
-        <w:noBreakHyphen/>
-      </w:r>
-      <w:r>
-        <w:t xml:space="preserve">690,</w:t>
-      </w:r>
-      <w:r>
-        <w:t xml:space="preserve"> </w:t>
-      </w:r>
-      <w:r>
-        <w:t xml:space="preserve">63</w:t>
-      </w:r>
-      <w:r>
-        <w:noBreakHyphen/>
-      </w:r>
-      <w:r>
-        <w:t xml:space="preserve">7</w:t>
-      </w:r>
-      <w:r>
-        <w:noBreakHyphen/>
-      </w:r>
-      <w:r>
-        <w:t xml:space="preserve">700(C),</w:t>
-      </w:r>
-      <w:r>
-        <w:t xml:space="preserve"> </w:t>
-      </w:r>
-      <w:r>
-        <w:t xml:space="preserve">63</w:t>
-      </w:r>
-      <w:r>
-        <w:noBreakHyphen/>
-      </w:r>
-      <w:r>
-        <w:t xml:space="preserve">7</w:t>
-      </w:r>
-      <w:r>
-        <w:noBreakHyphen/>
-      </w:r>
-      <w:r>
-        <w:t xml:space="preserve">710(A),</w:t>
-      </w:r>
-      <w:r>
-        <w:t xml:space="preserve"> </w:t>
-      </w:r>
-      <w:r>
-        <w:t xml:space="preserve">63</w:t>
-      </w:r>
-      <w:r>
-        <w:noBreakHyphen/>
-      </w:r>
-      <w:r>
-        <w:t xml:space="preserve">6</w:t>
-      </w:r>
-      <w:r>
-        <w:noBreakHyphen/>
-      </w:r>
-      <w:r>
-        <w:t xml:space="preserve">1650(C),</w:t>
-      </w:r>
-      <w:r>
-        <w:t xml:space="preserve"> </w:t>
-      </w:r>
-      <w:r>
-        <w:t xml:space="preserve">63</w:t>
-      </w:r>
-      <w:r>
-        <w:noBreakHyphen/>
-      </w:r>
-      <w:r>
-        <w:t xml:space="preserve">7</w:t>
-      </w:r>
-      <w:r>
-        <w:noBreakHyphen/>
-      </w:r>
-      <w:r>
-        <w:t xml:space="preserve">1660(D),</w:t>
-      </w:r>
-      <w:r>
-        <w:t xml:space="preserve"> </w:t>
-      </w:r>
-      <w:r>
-        <w:t xml:space="preserve">63</w:t>
-      </w:r>
-      <w:r>
-        <w:noBreakHyphen/>
-      </w:r>
-      <w:r>
-        <w:t xml:space="preserve">7</w:t>
-      </w:r>
-      <w:r>
-        <w:noBreakHyphen/>
-      </w:r>
-      <w:r>
-        <w:t xml:space="preserve">1930(A));</w:t>
+        <w:t xml:space="preserve">63-⁠7-⁠690,</w:t>
+      </w:r>
+      <w:r>
+        <w:t xml:space="preserve"> </w:t>
+      </w:r>
+      <w:r>
+        <w:t xml:space="preserve">63-⁠7-⁠700(C),</w:t>
+      </w:r>
+      <w:r>
+        <w:t xml:space="preserve"> </w:t>
+      </w:r>
+      <w:r>
+        <w:t xml:space="preserve">63-⁠7-⁠710(A),</w:t>
+      </w:r>
+      <w:r>
+        <w:t xml:space="preserve"> </w:t>
+      </w:r>
+      <w:r>
+        <w:t xml:space="preserve">63-⁠6-⁠1650(C),</w:t>
+      </w:r>
+      <w:r>
+        <w:t xml:space="preserve"> </w:t>
+      </w:r>
+      <w:r>
+        <w:t xml:space="preserve">63-⁠7-⁠1660(D),</w:t>
+      </w:r>
+      <w:r>
+        <w:t xml:space="preserve"> </w:t>
+      </w:r>
+      <w:r>
+        <w:t xml:space="preserve">63-⁠7-⁠1930(A));</w:t>
       </w:r>
       <w:r>
         <w:t xml:space="preserve"> </w:t>
@@ -14702,19 +14222,7 @@
         <w:t xml:space="preserve"> </w:t>
       </w:r>
       <w:r>
-        <w:t xml:space="preserve">44</w:t>
-      </w:r>
-      <w:r>
-        <w:noBreakHyphen/>
-      </w:r>
-      <w:r>
-        <w:t xml:space="preserve">31</w:t>
-      </w:r>
-      <w:r>
-        <w:noBreakHyphen/>
-      </w:r>
-      <w:r>
-        <w:t xml:space="preserve">105(D));</w:t>
+        <w:t xml:space="preserve">44-⁠31-⁠105(D));</w:t>
       </w:r>
       <w:r>
         <w:t xml:space="preserve"> </w:t>
@@ -14726,73 +14234,25 @@
         <w:t xml:space="preserve"> </w:t>
       </w:r>
       <w:r>
-        <w:t xml:space="preserve">44</w:t>
-      </w:r>
-      <w:r>
-        <w:noBreakHyphen/>
-      </w:r>
-      <w:r>
-        <w:t xml:space="preserve">24</w:t>
-      </w:r>
-      <w:r>
-        <w:noBreakHyphen/>
-      </w:r>
-      <w:r>
-        <w:t xml:space="preserve">190(C),</w:t>
-      </w:r>
-      <w:r>
-        <w:t xml:space="preserve"> </w:t>
-      </w:r>
-      <w:r>
-        <w:t xml:space="preserve">44</w:t>
-      </w:r>
-      <w:r>
-        <w:noBreakHyphen/>
-      </w:r>
-      <w:r>
-        <w:t xml:space="preserve">48</w:t>
-      </w:r>
-      <w:r>
-        <w:noBreakHyphen/>
-      </w:r>
-      <w:r>
-        <w:t xml:space="preserve">115(I),</w:t>
-      </w:r>
-      <w:r>
-        <w:t xml:space="preserve"> </w:t>
-      </w:r>
-      <w:r>
-        <w:t xml:space="preserve">44</w:t>
-      </w:r>
-      <w:r>
-        <w:noBreakHyphen/>
-      </w:r>
-      <w:r>
-        <w:t xml:space="preserve">48</w:t>
-      </w:r>
-      <w:r>
-        <w:noBreakHyphen/>
-      </w:r>
-      <w:r>
-        <w:t xml:space="preserve">120(B),</w:t>
-      </w:r>
-      <w:r>
-        <w:t xml:space="preserve"> </w:t>
-      </w:r>
-      <w:r>
-        <w:t xml:space="preserve">44</w:t>
-      </w:r>
-      <w:r>
-        <w:noBreakHyphen/>
-      </w:r>
-      <w:r>
-        <w:t xml:space="preserve">52</w:t>
-      </w:r>
-      <w:r>
-        <w:noBreakHyphen/>
-      </w:r>
-      <w:r>
-        <w:t xml:space="preserve">60(E));</w:t>
+        <w:t xml:space="preserve">44-⁠24-⁠190(C),</w:t>
+      </w:r>
+      <w:r>
+        <w:t xml:space="preserve"> </w:t>
+      </w:r>
+      <w:r>
+        <w:t xml:space="preserve">44-⁠48-⁠115(I),</w:t>
+      </w:r>
+      <w:r>
+        <w:t xml:space="preserve"> </w:t>
+      </w:r>
+      <w:r>
+        <w:t xml:space="preserve">44-⁠48-⁠120(B),</w:t>
+      </w:r>
+      <w:r>
+        <w:t xml:space="preserve"> </w:t>
+      </w:r>
+      <w:r>
+        <w:t xml:space="preserve">44-⁠52-⁠60(E));</w:t>
       </w:r>
       <w:r>
         <w:t xml:space="preserve"> </w:t>
@@ -14804,37 +14264,13 @@
         <w:t xml:space="preserve"> </w:t>
       </w:r>
       <w:r>
-        <w:t xml:space="preserve">17</w:t>
-      </w:r>
-      <w:r>
-        <w:noBreakHyphen/>
-      </w:r>
-      <w:r>
-        <w:t xml:space="preserve">15</w:t>
-      </w:r>
-      <w:r>
-        <w:noBreakHyphen/>
-      </w:r>
-      <w:r>
-        <w:t xml:space="preserve">55(C)⁠(1),</w:t>
-      </w:r>
-      <w:r>
-        <w:t xml:space="preserve"> </w:t>
-      </w:r>
-      <w:r>
-        <w:t xml:space="preserve">17</w:t>
-      </w:r>
-      <w:r>
-        <w:noBreakHyphen/>
-      </w:r>
-      <w:r>
-        <w:t xml:space="preserve">15</w:t>
-      </w:r>
-      <w:r>
-        <w:noBreakHyphen/>
-      </w:r>
-      <w:r>
-        <w:t xml:space="preserve">55(E));</w:t>
+        <w:t xml:space="preserve">17-⁠15-⁠55(C)⁠(1),</w:t>
+      </w:r>
+      <w:r>
+        <w:t xml:space="preserve"> </w:t>
+      </w:r>
+      <w:r>
+        <w:t xml:space="preserve">17-⁠15-⁠55(E));</w:t>
       </w:r>
       <w:r>
         <w:t xml:space="preserve"> </w:t>
@@ -15276,19 +14712,7 @@
         <w:t xml:space="preserve"> </w:t>
       </w:r>
       <w:r>
-        <w:t xml:space="preserve">The trial court later denied Plaintiff’s Motion to Reconsider. Although the Parties brief this issue, ACLU-SC’s brief is limited to the trial court’s interpretation of Section 30</w:t>
-      </w:r>
-      <w:r>
-        <w:noBreakHyphen/>
-      </w:r>
-      <w:r>
-        <w:t xml:space="preserve">4</w:t>
-      </w:r>
-      <w:r>
-        <w:noBreakHyphen/>
-      </w:r>
-      <w:r>
-        <w:t xml:space="preserve">100.</w:t>
+        <w:t xml:space="preserve">The trial court later denied Plaintiff’s Motion to Reconsider. Although the Parties brief this issue, ACLU-SC’s brief is limited to the trial court’s interpretation of Section 30-⁠4-⁠100.</w:t>
       </w:r>
     </w:p>
   </w:footnote>
@@ -15307,37 +14731,13 @@
         <w:t xml:space="preserve"> </w:t>
       </w:r>
       <w:r>
-        <w:t xml:space="preserve">Amicus ACLU-SC’s constitutional arguments under the Due Process and Remedy Clauses, see infra Part III, bear on the legality of the circuit court’s decision and therefore address the “issues on appeal as presented by the parties.” Rule 213, SCACR; see also Appellant’s Initial Brief at 1 (stating the issue as “[w]hether the circuit court erred in granting Respondent’s Motion to Dismiss based on the fact that a hearing on Appellant’s claim for injunctive relief was not held within ten days of service on all parties”); Respondent’s Initial Brief at 1 (stating the issue as whether “Judge Lee properly dismissed Osmundson’s lawsuit because he seeks injunctive relief but did not file a motion to request a hearing as required by Code Section 30</w:t>
-      </w:r>
-      <w:r>
-        <w:noBreakHyphen/>
-      </w:r>
-      <w:r>
-        <w:t xml:space="preserve">4</w:t>
-      </w:r>
-      <w:r>
-        <w:noBreakHyphen/>
-      </w:r>
-      <w:r>
-        <w:t xml:space="preserve">100(A)”).</w:t>
-      </w:r>
-      <w:r>
-        <w:t xml:space="preserve"> </w:t>
-      </w:r>
-      <w:r>
-        <w:t xml:space="preserve">ACLU-SC’s constitutional arguments are also relevant to the interpretation of Section 30</w:t>
-      </w:r>
-      <w:r>
-        <w:noBreakHyphen/>
-      </w:r>
-      <w:r>
-        <w:t xml:space="preserve">4</w:t>
-      </w:r>
-      <w:r>
-        <w:noBreakHyphen/>
-      </w:r>
-      <w:r>
-        <w:t xml:space="preserve">100(A)</w:t>
+        <w:t xml:space="preserve">Amicus ACLU-SC’s constitutional arguments under the Due Process and Remedy Clauses, see infra Part III, bear on the legality of the circuit court’s decision and therefore address the “issues on appeal as presented by the parties.” Rule 213, SCACR; see also Appellant’s Initial Brief at 1 (stating the issue as “[w]hether the circuit court erred in granting Respondent’s Motion to Dismiss based on the fact that a hearing on Appellant’s claim for injunctive relief was not held within ten days of service on all parties”); Respondent’s Initial Brief at 1 (stating the issue as whether “Judge Lee properly dismissed Osmundson’s lawsuit because he seeks injunctive relief but did not file a motion to request a hearing as required by Code Section 30-⁠4-⁠100(A)”).</w:t>
+      </w:r>
+      <w:r>
+        <w:t xml:space="preserve"> </w:t>
+      </w:r>
+      <w:r>
+        <w:t xml:space="preserve">ACLU-SC’s constitutional arguments are also relevant to the interpretation of Section 30-⁠4-⁠100(A)</w:t>
       </w:r>
       <w:r>
         <w:t xml:space="preserve"> </w:t>
@@ -16216,7 +15616,7 @@
     <w:qFormat/>
     <w:pPr>
       <w:keepLines/>
-      <w:spacing w:before="0" w:after="140" w:line="276" w:lineRule="exact"/>
+      <w:spacing w:before="114" w:after="140" w:line="276" w:lineRule="exact"/>
     </w:pPr>
     <w:rPr>
       <w:sz w:val="24"/>
